--- a/test-data/RD_Jachymov_dum/outputs/Otazky_pro_Karla_a_projektanty_2026-05-29.docx
+++ b/test-data/RD_Jachymov_dum/outputs/Otazky_pro_Karla_a_projektanty_2026-05-29.docx
@@ -160,7 +160,7 @@
     </w:p>
     <w:p>
       <w:r>
-        <w:t>Tento dokument obsahuje 18 otázek, které je třeba vyřešit s projektanty před cenovou kalkulací konkrétními řemesly a před zahájením realizace.</w:t>
+        <w:t>Tento dokument obsahuje 24 otázek, které je třeba vyřešit s projektanty před cenovou kalkulací konkrétními řemesly a před zahájením realizace.</w:t>
         <w:br/>
         <w:br/>
         <w:t>Každá otázka má uvedeno: kdo má odpovědět, co je třeba zjistit, jaký předpoklad jsme prozatím použili pro výpočet, a jak odpověď ovlivní rozpočet.</w:t>
@@ -1498,7 +1498,7 @@
               <w:rPr>
                 <w:sz w:val="18"/>
               </w:rPr>
-              <w:t>19</w:t>
+              <w:t>22</w:t>
             </w:r>
           </w:p>
         </w:tc>
@@ -1512,7 +1512,7 @@
               <w:rPr>
                 <w:sz w:val="18"/>
               </w:rPr>
-              <w:t>Statik TeAnau s.r.o. (Tvardík, Bendík)</w:t>
+              <w:t>Projektant (SMASH / TeAnau / TUSPO) nebo investor — viz akce</w:t>
             </w:r>
           </w:p>
         </w:tc>
@@ -1526,7 +1526,69 @@
               <w:rPr>
                 <w:sz w:val="18"/>
               </w:rPr>
-              <w:t>Strop S09 — „košický plech“ vs „trapéz 40S/160“ (terminologický rozpor)</w:t>
+              <w:t>Hromosvod / ochrana před bleskem (LPS) — chybí v PBŘ, ČSN EN 62305 risk analysis nutná</w:t>
+            </w:r>
+          </w:p>
+        </w:tc>
+        <w:tc>
+          <w:tcPr>
+            <w:tcW w:type="dxa" w:w="2493"/>
+            <w:shd w:fill="FFE0B2"/>
+            <w:vAlign w:val="center"/>
+          </w:tcPr>
+          <w:p>
+            <w:r>
+              <w:rPr>
+                <w:sz w:val="18"/>
+              </w:rPr>
+              <w:t>DŮLEŽITÉ</w:t>
+            </w:r>
+          </w:p>
+        </w:tc>
+      </w:tr>
+      <w:tr>
+        <w:tc>
+          <w:tcPr>
+            <w:tcW w:type="dxa" w:w="2493"/>
+            <w:vAlign w:val="center"/>
+          </w:tcPr>
+          <w:p>
+            <w:pPr>
+              <w:jc w:val="center"/>
+            </w:pPr>
+            <w:r>
+              <w:rPr>
+                <w:sz w:val="18"/>
+              </w:rPr>
+              <w:t>23</w:t>
+            </w:r>
+          </w:p>
+        </w:tc>
+        <w:tc>
+          <w:tcPr>
+            <w:tcW w:type="dxa" w:w="2493"/>
+            <w:vAlign w:val="center"/>
+          </w:tcPr>
+          <w:p>
+            <w:r>
+              <w:rPr>
+                <w:sz w:val="18"/>
+              </w:rPr>
+              <w:t>Projektant (SMASH / TeAnau / TUSPO) nebo investor — viz akce</w:t>
+            </w:r>
+          </w:p>
+        </w:tc>
+        <w:tc>
+          <w:tcPr>
+            <w:tcW w:type="dxa" w:w="2493"/>
+            <w:vAlign w:val="center"/>
+          </w:tcPr>
+          <w:p>
+            <w:r>
+              <w:rPr>
+                <w:sz w:val="18"/>
+              </w:rPr>
+              <w:t>Terénní + sadové úpravy — pouze v MU rozhodnutí o sjezdu (separate scope), NE v ARS dům TZ</w:t>
             </w:r>
           </w:p>
         </w:tc>
@@ -1560,7 +1622,7 @@
               <w:rPr>
                 <w:sz w:val="18"/>
               </w:rPr>
-              <w:t>20</w:t>
+              <w:t>24</w:t>
             </w:r>
           </w:p>
         </w:tc>
@@ -1574,7 +1636,7 @@
               <w:rPr>
                 <w:sz w:val="18"/>
               </w:rPr>
-              <w:t>Investor Volný + Karel (rozhodnutí o produkčním ověření)</w:t>
+              <w:t>Projektant (SMASH / TeAnau / TUSPO) nebo investor — viz akce</w:t>
             </w:r>
           </w:p>
         </w:tc>
@@ -1588,7 +1650,7 @@
               <w:rPr>
                 <w:sz w:val="18"/>
               </w:rPr>
-              <w:t>Verifikace ÚRS kódů — production lookup před cenotvorbou</w:t>
+              <w:t>Slaboproud (data/TV/zvonek/domofon/anténa) — není v TZ, ale 3 byty obvykle vyžadují</w:t>
             </w:r>
           </w:p>
         </w:tc>
@@ -1604,6 +1666,192 @@
                 <w:sz w:val="18"/>
               </w:rPr>
               <w:t>STŘEDNĚ DŮLEŽITÉ</w:t>
+            </w:r>
+          </w:p>
+        </w:tc>
+      </w:tr>
+      <w:tr>
+        <w:tc>
+          <w:tcPr>
+            <w:tcW w:type="dxa" w:w="2493"/>
+            <w:vAlign w:val="center"/>
+          </w:tcPr>
+          <w:p>
+            <w:pPr>
+              <w:jc w:val="center"/>
+            </w:pPr>
+            <w:r>
+              <w:rPr>
+                <w:sz w:val="18"/>
+              </w:rPr>
+              <w:t>25</w:t>
+            </w:r>
+          </w:p>
+        </w:tc>
+        <w:tc>
+          <w:tcPr>
+            <w:tcW w:type="dxa" w:w="2493"/>
+            <w:vAlign w:val="center"/>
+          </w:tcPr>
+          <w:p>
+            <w:r>
+              <w:rPr>
+                <w:sz w:val="18"/>
+              </w:rPr>
+              <w:t>Projektant (SMASH / TeAnau / TUSPO) nebo investor — viz akce</w:t>
+            </w:r>
+          </w:p>
+        </w:tc>
+        <w:tc>
+          <w:tcPr>
+            <w:tcW w:type="dxa" w:w="2493"/>
+            <w:vAlign w:val="center"/>
+          </w:tcPr>
+          <w:p>
+            <w:r>
+              <w:rPr>
+                <w:sz w:val="18"/>
+              </w:rPr>
+              <w:t>Sklad — svislá hydroizolace + drenáž stěn pod terénem (skladby S03a/S04) — DSP nespecifikuje</w:t>
+            </w:r>
+          </w:p>
+        </w:tc>
+        <w:tc>
+          <w:tcPr>
+            <w:tcW w:type="dxa" w:w="2493"/>
+            <w:shd w:fill="FFE0B2"/>
+            <w:vAlign w:val="center"/>
+          </w:tcPr>
+          <w:p>
+            <w:r>
+              <w:rPr>
+                <w:sz w:val="18"/>
+              </w:rPr>
+              <w:t>DŮLEŽITÉ</w:t>
+            </w:r>
+          </w:p>
+        </w:tc>
+      </w:tr>
+      <w:tr>
+        <w:tc>
+          <w:tcPr>
+            <w:tcW w:type="dxa" w:w="2493"/>
+            <w:vAlign w:val="center"/>
+          </w:tcPr>
+          <w:p>
+            <w:pPr>
+              <w:jc w:val="center"/>
+            </w:pPr>
+            <w:r>
+              <w:rPr>
+                <w:sz w:val="18"/>
+              </w:rPr>
+              <w:t>26</w:t>
+            </w:r>
+          </w:p>
+        </w:tc>
+        <w:tc>
+          <w:tcPr>
+            <w:tcW w:type="dxa" w:w="2493"/>
+            <w:vAlign w:val="center"/>
+          </w:tcPr>
+          <w:p>
+            <w:r>
+              <w:rPr>
+                <w:sz w:val="18"/>
+              </w:rPr>
+              <w:t>Projektant (SMASH / TeAnau / TUSPO) nebo investor — viz akce</w:t>
+            </w:r>
+          </w:p>
+        </w:tc>
+        <w:tc>
+          <w:tcPr>
+            <w:tcW w:type="dxa" w:w="2493"/>
+            <w:vAlign w:val="center"/>
+          </w:tcPr>
+          <w:p>
+            <w:r>
+              <w:rPr>
+                <w:sz w:val="18"/>
+              </w:rPr>
+              <w:t>Sněhové zábrany / protisněhové prvky — falcovaná krytina, VII. sněhová oblast</w:t>
+            </w:r>
+          </w:p>
+        </w:tc>
+        <w:tc>
+          <w:tcPr>
+            <w:tcW w:type="dxa" w:w="2493"/>
+            <w:shd w:fill="FFE0B2"/>
+            <w:vAlign w:val="center"/>
+          </w:tcPr>
+          <w:p>
+            <w:r>
+              <w:rPr>
+                <w:sz w:val="18"/>
+              </w:rPr>
+              <w:t>DŮLEŽITÉ</w:t>
+            </w:r>
+          </w:p>
+        </w:tc>
+      </w:tr>
+      <w:tr>
+        <w:tc>
+          <w:tcPr>
+            <w:tcW w:type="dxa" w:w="2493"/>
+            <w:vAlign w:val="center"/>
+          </w:tcPr>
+          <w:p>
+            <w:pPr>
+              <w:jc w:val="center"/>
+            </w:pPr>
+            <w:r>
+              <w:rPr>
+                <w:sz w:val="18"/>
+              </w:rPr>
+              <w:t>27</w:t>
+            </w:r>
+          </w:p>
+        </w:tc>
+        <w:tc>
+          <w:tcPr>
+            <w:tcW w:type="dxa" w:w="2493"/>
+            <w:vAlign w:val="center"/>
+          </w:tcPr>
+          <w:p>
+            <w:r>
+              <w:rPr>
+                <w:sz w:val="18"/>
+              </w:rPr>
+              <w:t>Projektant (SMASH / TeAnau / TUSPO) nebo investor — viz akce</w:t>
+            </w:r>
+          </w:p>
+        </w:tc>
+        <w:tc>
+          <w:tcPr>
+            <w:tcW w:type="dxa" w:w="2493"/>
+            <w:vAlign w:val="center"/>
+          </w:tcPr>
+          <w:p>
+            <w:r>
+              <w:rPr>
+                <w:sz w:val="18"/>
+              </w:rPr>
+              <w:t>Lemování komína a střešních prostupů — klempířský detail</w:t>
+            </w:r>
+          </w:p>
+        </w:tc>
+        <w:tc>
+          <w:tcPr>
+            <w:tcW w:type="dxa" w:w="2493"/>
+            <w:shd w:fill="C8E6C9"/>
+            <w:vAlign w:val="center"/>
+          </w:tcPr>
+          <w:p>
+            <w:r>
+              <w:rPr>
+                <w:sz w:val="18"/>
+              </w:rPr>
+              <w:t>MÉNĚ URGENTNÍ</w:t>
             </w:r>
           </w:p>
         </w:tc>
@@ -4044,7 +4292,7 @@
         <w:pStyle w:val="Heading2"/>
       </w:pPr>
       <w:r>
-        <w:t>Otázka č. 19:  Strop S09 — „košický plech“ vs „trapéz 40S/160“ (terminologický rozpor)</w:t>
+        <w:t>Otázka č. 22:  Hromosvod / ochrana před bleskem (LPS) — chybí v PBŘ, ČSN EN 62305 risk analysis nutná</w:t>
       </w:r>
     </w:p>
     <w:tbl>
@@ -4077,7 +4325,133 @@
           </w:tcPr>
           <w:p>
             <w:r>
-              <w:t>Statik TeAnau s.r.o. (Tvardík, Bendík)</w:t>
+              <w:t>Projektant (SMASH / TeAnau / TUSPO) nebo investor — viz akce</w:t>
+            </w:r>
+          </w:p>
+        </w:tc>
+      </w:tr>
+      <w:tr>
+        <w:tc>
+          <w:tcPr>
+            <w:tcW w:type="dxa" w:w="4986"/>
+          </w:tcPr>
+          <w:p>
+            <w:r>
+              <w:rPr>
+                <w:b/>
+              </w:rPr>
+              <w:t>Důležitost</w:t>
+            </w:r>
+          </w:p>
+        </w:tc>
+        <w:tc>
+          <w:tcPr>
+            <w:tcW w:type="dxa" w:w="4986"/>
+            <w:shd w:fill="FFE0B2"/>
+          </w:tcPr>
+          <w:p>
+            <w:r>
+              <w:rPr>
+                <w:b/>
+              </w:rPr>
+              <w:t>DŮLEŽITÉ</w:t>
+            </w:r>
+          </w:p>
+        </w:tc>
+      </w:tr>
+    </w:tbl>
+    <w:p>
+      <w:r>
+        <w:rPr>
+          <w:b/>
+        </w:rPr>
+        <w:t>O co jde:</w:t>
+      </w:r>
+    </w:p>
+    <w:p>
+      <w:r>
+        <w:t>Anchor checklist Stage 1A (PM03) zjistil že hromosvod není v items.json. PBŘ D.3 (D_3_PBR_dum_TUSPO.pdf) — fulltext scan NENALEZL zmínku hromosvod/bleskosvod/LPS/jímač/uzemnění. Nový krov + hliníková falcovaná krytina + dům výšky 13 m v exponované poloze (Krušnohoří, VII. sněhová oblast).</w:t>
+      </w:r>
+    </w:p>
+    <w:p>
+      <w:r>
+        <w:rPr>
+          <w:b/>
+        </w:rPr>
+        <w:t>Co je třeba:</w:t>
+      </w:r>
+    </w:p>
+    <w:p>
+      <w:r>
+        <w:t>Karle, ověř u projektanta (TUSPO / elektroprojektant) zda dle ČSN EN 62305 je hromosvod požadován. Pokud ano → doplníme M-22 položku (jímací soustava + svody + uzemnění + revize), cca 30-50 tis. Kč.</w:t>
+      </w:r>
+    </w:p>
+    <w:p>
+      <w:r>
+        <w:rPr>
+          <w:b/>
+        </w:rPr>
+        <w:t>Co prozatím máme (předpoklad pro výpočet):</w:t>
+      </w:r>
+    </w:p>
+    <w:p>
+      <w:r>
+        <w:t>NEPŘIDÁNO do rozpočtu (NE vymýšlet práci mimo TZ). Pokud ČSN EN 62305 risk analysis vyžaduje LPS (pravděpodobné u nového krovu s kovovou krytinou v exponované poloze), doplnit jímací soustavu + svody + uzemnění.</w:t>
+      </w:r>
+    </w:p>
+    <w:p>
+      <w:r>
+        <w:rPr>
+          <w:b/>
+        </w:rPr>
+        <w:t>Vliv na rozpočet:</w:t>
+      </w:r>
+    </w:p>
+    <w:p>
+      <w:r>
+        <w:t>Dotčené práce: M-22 ELI hromosvod položka — pokud vyžadováno</w:t>
+      </w:r>
+    </w:p>
+    <w:p/>
+    <w:p>
+      <w:pPr>
+        <w:pStyle w:val="Heading2"/>
+      </w:pPr>
+      <w:r>
+        <w:t>Otázka č. 23:  Terénní + sadové úpravy — pouze v MU rozhodnutí o sjezdu (separate scope), NE v ARS dům TZ</w:t>
+      </w:r>
+    </w:p>
+    <w:tbl>
+      <w:tblPr>
+        <w:tblStyle w:val="LightList-Accent1"/>
+        <w:tblW w:type="auto" w:w="0"/>
+        <w:tblLook w:firstColumn="1" w:firstRow="1" w:lastColumn="0" w:lastRow="0" w:noHBand="0" w:noVBand="1" w:val="04A0"/>
+      </w:tblPr>
+      <w:tblGrid>
+        <w:gridCol w:w="4986"/>
+        <w:gridCol w:w="4986"/>
+      </w:tblGrid>
+      <w:tr>
+        <w:tc>
+          <w:tcPr>
+            <w:tcW w:type="dxa" w:w="4986"/>
+          </w:tcPr>
+          <w:p>
+            <w:r>
+              <w:rPr>
+                <w:b/>
+              </w:rPr>
+              <w:t>Komu</w:t>
+            </w:r>
+          </w:p>
+        </w:tc>
+        <w:tc>
+          <w:tcPr>
+            <w:tcW w:type="dxa" w:w="4986"/>
+          </w:tcPr>
+          <w:p>
+            <w:r>
+              <w:t>Projektant (SMASH / TeAnau / TUSPO) nebo investor — viz akce</w:t>
             </w:r>
           </w:p>
         </w:tc>
@@ -4122,7 +4496,7 @@
     </w:p>
     <w:p>
       <w:r>
-        <w:t>ARS řez S09 (skladba stropu 1.NP/2.NP) uvádí „košický plech“ jako konstrukci spřaženého stropu. TZ statika dům §6.3 ale uvádí přesnou specifikaci „trapézový plech 40S/160 tl. 0,75 mm + nabetonávka 60 mm z betonu C25/30 XC1“. Jde o stejnou konstrukci (jen synonymum), nebo o dvě různé varianty?</w:t>
+        <w:t>Anchor checklist Stage 1A (PM06) našel zmínku 'rozprostřena humusová vrstva tl. 10 cm a obnovena zeleň' POUZE v dokladová části '02.06 - MU Jáchymov - rozhodnutí zřízení vjezdu' (podmínka #8), kontext sjezd/komunikace Dvořákova (sjezd 13×, komunikace 24× v dokumentu, žádná zmínka 260219 dům). ARS TZ dům terénní/sadové úpravy NEZMIŇUJE.</w:t>
       </w:r>
     </w:p>
     <w:p>
@@ -4135,7 +4509,7 @@
     </w:p>
     <w:p>
       <w:r>
-        <w:t>Karle, prosím dotaž TeAnau, zda je „košický plech“ a „trapéz 40S/160 + nabetonávka“ synonymum (= jedna a tatáž ocelobetonová deska s trny pro spřažení) nebo zda jde o dvě různé skladby. Pokud synonymum, sjednotit terminologii v dokumentaci.</w:t>
+        <w:t>Karle, ověř zda terénní/sadové úpravy + restoration zeleně (humusová vrstva 10 cm) má být v rozpočtu sjezd/parking (260217?) nebo samostatně. Pokud spadá do našeho scope → doplníme HSV-1 položku.</w:t>
       </w:r>
     </w:p>
     <w:p>
@@ -4148,7 +4522,7 @@
     </w:p>
     <w:p>
       <w:r>
-        <w:t>Pracovní hypotéza: synonyma. „Košický plech“ je hovorové označení pro trapézový plech s trny / vrubovými žebry pro spřažení s nabetonovanou monolitickou deskou — typická skladba ocelobetonového stropu v ČR. V rozpočtu položeno jako „HSV-4 Ocelobetonový strop — trapéz 40S/160 tl. 0,75 mm + nabetonávka 60 mm C25/30“ podle specifické varianty z TZ statika (preferujeme přesnější popis).</w:t>
+        <w:t>NEPŘIDÁNO do rozpočtu dům (260219). Restoration zeleně dle MU podmínky #8 patří do scope sjezd/parking akce (separate povolovaná akce, viz vyjasnění #2), NE do rozpočtu rekonstrukce domu.</w:t>
       </w:r>
     </w:p>
     <w:p>
@@ -4161,7 +4535,7 @@
     </w:p>
     <w:p>
       <w:r>
-        <w:t>Pokud synonymum (předpokládaná varianta): položka HSV-4 ocelobetonový strop je správná. Pokud dvě skladby: zhotovitel musí ověřit, která je závazná — ARS nebo TZ statika. Standardně preferuje TZ statika.</w:t>
+        <w:t>NEPŘIDÁNO do rozpočtu dům (260219). Restoration zeleně dle MU podmínky #8 patří do scope sjezd/parking akce (separate povolovaná akce, viz vyjasnění #2), NE do rozpočtu rekonstrukce domu.</w:t>
       </w:r>
     </w:p>
     <w:p/>
@@ -4170,7 +4544,7 @@
         <w:pStyle w:val="Heading2"/>
       </w:pPr>
       <w:r>
-        <w:t>Otázka č. 20:  Verifikace ÚRS kódů — production lookup před cenotvorbou</w:t>
+        <w:t>Otázka č. 24:  Slaboproud (data/TV/zvonek/domofon/anténa) — není v TZ, ale 3 byty obvykle vyžadují</w:t>
       </w:r>
     </w:p>
     <w:tbl>
@@ -4203,7 +4577,7 @@
           </w:tcPr>
           <w:p>
             <w:r>
-              <w:t>Investor Volný + Karel (rozhodnutí o produkčním ověření)</w:t>
+              <w:t>Projektant (SMASH / TeAnau / TUSPO) nebo investor — viz akce</w:t>
             </w:r>
           </w:p>
         </w:tc>
@@ -4248,10 +4622,7 @@
     </w:p>
     <w:p>
       <w:r>
-        <w:t>Rozpočet obsahuje 189 položek s navrženými ÚRS kódy generovanými heuristikou v Phase 1. V Part 5b (Sheet 9 Var_F_URS_Verification_Trail) jsme ověřili 12 kódů přes WebSearch (veřejná zrcadla podminky.urs.cz: smlouvy.gov.cz, vhodne-uverejneni.cz, docplayer.cz, cs-urs.cz).</w:t>
-        <w:br/>
-        <w:br/>
-        <w:t>Výsledek ověření: heuristika odhadne první 6 cifer (rodinu) správně v ~75 % případů, ale 9-cifrový leaf je chybný v ~63 % (odlišný distance band, materiál, geometrie, nebo lokace). 3 položky verifikovány jako přesné, 9 položek označeno LEAF CHYBNÝ (viz červeně označený sloupec v Sheet 5/6 Var_B_Polozkovy), 4 nahrazeny správnými kódy (HSV6.007 keramické obklady → 781473810 atd.).</w:t>
+        <w:t>Anchor checklist Stage 1A (PM04) zjistil že slaboproudé rozvody nejsou v items.json (M-21 silnoproud pokryt: rozvody + svítidla + zásuvky + příprava FVE). TZ ARS slaboproud explicitně NEZMIŇUJE.</w:t>
       </w:r>
     </w:p>
     <w:p>
@@ -4264,10 +4635,7 @@
     </w:p>
     <w:p>
       <w:r>
-        <w:t>Pro produkční cenotvorbu doporučujeme spustit zbývajících 177 položek přes URS_MATCHER service (Perplexity-driven online lookup s ÚRS katalogem 2026/I). Náklad: ~3-4 hodiny processing + 30-60 min cleanup ≈ 3-4 tis. Kč extra service.</w:t>
-        <w:br/>
-        <w:br/>
-        <w:t>Karle, prosím přepošli Volnému s žádostí o rozhodnutí: ANO objednat full URS verification před cenovou nabídkou, NEBO ponechat na zhotoviteli s upozorněním v cenové nabídce, že kódy jsou heuristické a vyžadují ověření.</w:t>
+        <w:t>Karle, ověř u investora rozsah slaboproudu (data/TV/domofon) — souvisí s vyjasnění #7 (počty zásuvek/svítidel). Pokud požadováno → doplníme M-22 slaboproud položku.</w:t>
       </w:r>
     </w:p>
     <w:p>
@@ -4280,16 +4648,7 @@
     </w:p>
     <w:p>
       <w:r>
-        <w:t>Aktuální stav (po Part 5b WebSearch):</w:t>
-        <w:br/>
-        <w:t xml:space="preserve">  • 4 položky urs_status=matched_websearch_verified ✓ (confidence 0,90–0,95)</w:t>
-        <w:br/>
-        <w:t xml:space="preserve">  • 9 položek urs_status=wrong_leaf_disambiguation_needed ⚠ (confidence snížena na 0,50, 6-ciferná rodina v urs_code_family_6digit)</w:t>
-        <w:br/>
-        <w:t xml:space="preserve">  • 176 položek urs_status=needs_production_lookup (confidence 0,65, čeká na URS_MATCHER service run)</w:t>
-        <w:br/>
-        <w:br/>
-        <w:t>Excel Sheet 9 Var_F obsahuje plný audit trail per kód: verdict (matched / wrong leaf / correct replacement), verified URS popis, item popis, correct_code_hint pro disambiguation.</w:t>
+        <w:t>NEPŘIDÁNO (NE vymýšlet mimo TZ). Pro RD se 3 bytovými jednotkami jsou slaboproudé rozvody (datové zásuvky + TV/STA + zvonek/domofon) obvyklé, ale rozsah závisí na požadavcích investora (vyjasnění #7 řeší počty silnoproudu — slaboproud analogicky).</w:t>
       </w:r>
     </w:p>
     <w:p>
@@ -4302,7 +4661,385 @@
     </w:p>
     <w:p>
       <w:r>
-        <w:t>Pokud URS verification objednán: cenová nabídka má production-grade ÚRS kódy (~95 % top-1 acceptance), zhotovitel ji může bez úprav předložit. Pokud NE: cena platí, ale zhotovitel musí v provádění nahradit ~120 chybných leaves vlastní inženýrskou cestou — rezerva 5-8 % v ceně doporučena.</w:t>
+        <w:t>NEPŘIDÁNO (NE vymýšlet mimo TZ). Pro RD se 3 bytovými jednotkami jsou slaboproudé rozvody (datové zásuvky + TV/STA + zvonek/domofon) obvyklé, ale rozsah závisí na požadavcích investora (vyjasnění #7 řeší počty silnoproudu — slaboproud analogicky).</w:t>
+      </w:r>
+    </w:p>
+    <w:p/>
+    <w:p>
+      <w:pPr>
+        <w:pStyle w:val="Heading2"/>
+      </w:pPr>
+      <w:r>
+        <w:t>Otázka č. 25:  Sklad — svislá hydroizolace + drenáž stěn pod terénem (skladby S03a/S04) — DSP nespecifikuje</w:t>
+      </w:r>
+    </w:p>
+    <w:tbl>
+      <w:tblPr>
+        <w:tblStyle w:val="LightList-Accent1"/>
+        <w:tblW w:type="auto" w:w="0"/>
+        <w:tblLook w:firstColumn="1" w:firstRow="1" w:lastColumn="0" w:lastRow="0" w:noHBand="0" w:noVBand="1" w:val="04A0"/>
+      </w:tblPr>
+      <w:tblGrid>
+        <w:gridCol w:w="4986"/>
+        <w:gridCol w:w="4986"/>
+      </w:tblGrid>
+      <w:tr>
+        <w:tc>
+          <w:tcPr>
+            <w:tcW w:type="dxa" w:w="4986"/>
+          </w:tcPr>
+          <w:p>
+            <w:r>
+              <w:rPr>
+                <w:b/>
+              </w:rPr>
+              <w:t>Komu</w:t>
+            </w:r>
+          </w:p>
+        </w:tc>
+        <w:tc>
+          <w:tcPr>
+            <w:tcW w:type="dxa" w:w="4986"/>
+          </w:tcPr>
+          <w:p>
+            <w:r>
+              <w:t>Projektant (SMASH / TeAnau / TUSPO) nebo investor — viz akce</w:t>
+            </w:r>
+          </w:p>
+        </w:tc>
+      </w:tr>
+      <w:tr>
+        <w:tc>
+          <w:tcPr>
+            <w:tcW w:type="dxa" w:w="4986"/>
+          </w:tcPr>
+          <w:p>
+            <w:r>
+              <w:rPr>
+                <w:b/>
+              </w:rPr>
+              <w:t>Důležitost</w:t>
+            </w:r>
+          </w:p>
+        </w:tc>
+        <w:tc>
+          <w:tcPr>
+            <w:tcW w:type="dxa" w:w="4986"/>
+            <w:shd w:fill="FFE0B2"/>
+          </w:tcPr>
+          <w:p>
+            <w:r>
+              <w:rPr>
+                <w:b/>
+              </w:rPr>
+              <w:t>DŮLEŽITÉ</w:t>
+            </w:r>
+          </w:p>
+        </w:tc>
+      </w:tr>
+    </w:tbl>
+    <w:p>
+      <w:r>
+        <w:rPr>
+          <w:b/>
+        </w:rPr>
+        <w:t>O co jde:</w:t>
+      </w:r>
+    </w:p>
+    <w:p>
+      <w:r>
+        <w:t>ChatGPT revize (master soupis v0.9) + nezávislý fulltext scan TZ skladu (260217): sklad má specifikovánu POUZE střešní hydroizolaci (souvrství ve spádu). Svislé obvodové stěny ze ztraceného bednění tl. 250 mm jsou ve svahu částečně pod terénem, ale TZ neuvádí svislou hydroizolaci, asfaltovou penetraci, 2× asfaltový pás, nopovou fólii ani drenáž za opěrnou stěnou S04. ChatGPT je odvodil ze skladeb S03a/S04 — v TZ skladu termíny 'drenáž / odvodnění / nopová fólie / svislá hydroizolace' NENALEZENY (jen generická poznámka 'penetrační a separační vrstvy dle výrobce').</w:t>
+      </w:r>
+    </w:p>
+    <w:p>
+      <w:r>
+        <w:rPr>
+          <w:b/>
+        </w:rPr>
+        <w:t>Co je třeba:</w:t>
+      </w:r>
+    </w:p>
+    <w:p>
+      <w:r>
+        <w:t>Karle, ověř u projektanta zda skladby S03a/S04 zahrnují svislou hydroizolaci + drenáž stěn skladu pod terénem. Pokud ano → doplníme (penetrace + 2× asfalt. pás + nopová fólie + drenáž DN100 za S04) dle ploch pod terénem.</w:t>
+      </w:r>
+    </w:p>
+    <w:p>
+      <w:r>
+        <w:rPr>
+          <w:b/>
+        </w:rPr>
+        <w:t>Co prozatím máme (předpoklad pro výpočet):</w:t>
+      </w:r>
+    </w:p>
+    <w:p>
+      <w:r>
+        <w:t>NEPŘIDÁNO do rozpočtu (Pattern 26 — DSP nespecifikuje, množství by bylo 'doplnit'). Pro stěny pod terénem ve svahu je svislá HI + drenáž technicky nutná (riziko vody/mrazu).</w:t>
+      </w:r>
+    </w:p>
+    <w:p>
+      <w:r>
+        <w:rPr>
+          <w:b/>
+        </w:rPr>
+        <w:t>Vliv na rozpočet:</w:t>
+      </w:r>
+    </w:p>
+    <w:p>
+      <w:r>
+        <w:t>Dotčené práce: SKL-ST-05 asfaltová penetrace svislých stěn; SKL-ST-06 2× asfaltový hydroizolační pás svislých stěn; SKL-ST-07 nopová / drenážní fólie svislá; SKL-ST-08 drenáž za opěrnou stěnou S04</w:t>
+      </w:r>
+    </w:p>
+    <w:p/>
+    <w:p>
+      <w:pPr>
+        <w:pStyle w:val="Heading2"/>
+      </w:pPr>
+      <w:r>
+        <w:t>Otázka č. 26:  Sněhové zábrany / protisněhové prvky — falcovaná krytina, VII. sněhová oblast</w:t>
+      </w:r>
+    </w:p>
+    <w:tbl>
+      <w:tblPr>
+        <w:tblStyle w:val="LightList-Accent1"/>
+        <w:tblW w:type="auto" w:w="0"/>
+        <w:tblLook w:firstColumn="1" w:firstRow="1" w:lastColumn="0" w:lastRow="0" w:noHBand="0" w:noVBand="1" w:val="04A0"/>
+      </w:tblPr>
+      <w:tblGrid>
+        <w:gridCol w:w="4986"/>
+        <w:gridCol w:w="4986"/>
+      </w:tblGrid>
+      <w:tr>
+        <w:tc>
+          <w:tcPr>
+            <w:tcW w:type="dxa" w:w="4986"/>
+          </w:tcPr>
+          <w:p>
+            <w:r>
+              <w:rPr>
+                <w:b/>
+              </w:rPr>
+              <w:t>Komu</w:t>
+            </w:r>
+          </w:p>
+        </w:tc>
+        <w:tc>
+          <w:tcPr>
+            <w:tcW w:type="dxa" w:w="4986"/>
+          </w:tcPr>
+          <w:p>
+            <w:r>
+              <w:t>Projektant (SMASH / TeAnau / TUSPO) nebo investor — viz akce</w:t>
+            </w:r>
+          </w:p>
+        </w:tc>
+      </w:tr>
+      <w:tr>
+        <w:tc>
+          <w:tcPr>
+            <w:tcW w:type="dxa" w:w="4986"/>
+          </w:tcPr>
+          <w:p>
+            <w:r>
+              <w:rPr>
+                <w:b/>
+              </w:rPr>
+              <w:t>Důležitost</w:t>
+            </w:r>
+          </w:p>
+        </w:tc>
+        <w:tc>
+          <w:tcPr>
+            <w:tcW w:type="dxa" w:w="4986"/>
+            <w:shd w:fill="FFE0B2"/>
+          </w:tcPr>
+          <w:p>
+            <w:r>
+              <w:rPr>
+                <w:b/>
+              </w:rPr>
+              <w:t>DŮLEŽITÉ</w:t>
+            </w:r>
+          </w:p>
+        </w:tc>
+      </w:tr>
+    </w:tbl>
+    <w:p>
+      <w:r>
+        <w:rPr>
+          <w:b/>
+        </w:rPr>
+        <w:t>O co jde:</w:t>
+      </w:r>
+    </w:p>
+    <w:p>
+      <w:r>
+        <w:t>ChatGPT revize + TZ scan: TZ uvádí klimatické zatížení 'VII. sněhová oblast' (vstupní zatížení pro statiku), ale NEUVÁDÍ protisněhové prvky jako výrobek/práci. Nová hliníková/ocelová falcovaná krytina v Jáchymově (Krušnohoří, region VII) dle ČSN a doporučení výrobců krytin běžně vyžaduje sněhové zachytávače nad vstupy a okapem.</w:t>
+      </w:r>
+    </w:p>
+    <w:p>
+      <w:r>
+        <w:rPr>
+          <w:b/>
+        </w:rPr>
+        <w:t>Co je třeba:</w:t>
+      </w:r>
+    </w:p>
+    <w:p>
+      <w:r>
+        <w:t>Karle, ověř u projektanta / dodavatele krytiny zda jsou pro falc. krytinu v VII. sněhové oblasti požadovány sněhové zábrany. Pokud ano → doplníme bm dle délky okapů (zejména nad vstupy).</w:t>
+      </w:r>
+    </w:p>
+    <w:p>
+      <w:r>
+        <w:rPr>
+          <w:b/>
+        </w:rPr>
+        <w:t>Co prozatím máme (předpoklad pro výpočet):</w:t>
+      </w:r>
+    </w:p>
+    <w:p>
+      <w:r>
+        <w:t>NEPŘIDÁNO (mimo TZ — pouze sněhové zatížení, ne sněhové zábrany jako prvek).</w:t>
+      </w:r>
+    </w:p>
+    <w:p>
+      <w:r>
+        <w:rPr>
+          <w:b/>
+        </w:rPr>
+        <w:t>Vliv na rozpočet:</w:t>
+      </w:r>
+    </w:p>
+    <w:p>
+      <w:r>
+        <w:t>Dotčené práce: RD-KR-19 protisněhové prvky / sněhové zábrany</w:t>
+      </w:r>
+    </w:p>
+    <w:p/>
+    <w:p>
+      <w:pPr>
+        <w:pStyle w:val="Heading2"/>
+      </w:pPr>
+      <w:r>
+        <w:t>Otázka č. 27:  Lemování komína a střešních prostupů — klempířský detail</w:t>
+      </w:r>
+    </w:p>
+    <w:tbl>
+      <w:tblPr>
+        <w:tblStyle w:val="LightList-Accent1"/>
+        <w:tblW w:type="auto" w:w="0"/>
+        <w:tblLook w:firstColumn="1" w:firstRow="1" w:lastColumn="0" w:lastRow="0" w:noHBand="0" w:noVBand="1" w:val="04A0"/>
+      </w:tblPr>
+      <w:tblGrid>
+        <w:gridCol w:w="4986"/>
+        <w:gridCol w:w="4986"/>
+      </w:tblGrid>
+      <w:tr>
+        <w:tc>
+          <w:tcPr>
+            <w:tcW w:type="dxa" w:w="4986"/>
+          </w:tcPr>
+          <w:p>
+            <w:r>
+              <w:rPr>
+                <w:b/>
+              </w:rPr>
+              <w:t>Komu</w:t>
+            </w:r>
+          </w:p>
+        </w:tc>
+        <w:tc>
+          <w:tcPr>
+            <w:tcW w:type="dxa" w:w="4986"/>
+          </w:tcPr>
+          <w:p>
+            <w:r>
+              <w:t>Projektant (SMASH / TeAnau / TUSPO) nebo investor — viz akce</w:t>
+            </w:r>
+          </w:p>
+        </w:tc>
+      </w:tr>
+      <w:tr>
+        <w:tc>
+          <w:tcPr>
+            <w:tcW w:type="dxa" w:w="4986"/>
+          </w:tcPr>
+          <w:p>
+            <w:r>
+              <w:rPr>
+                <w:b/>
+              </w:rPr>
+              <w:t>Důležitost</w:t>
+            </w:r>
+          </w:p>
+        </w:tc>
+        <w:tc>
+          <w:tcPr>
+            <w:tcW w:type="dxa" w:w="4986"/>
+            <w:shd w:fill="C8E6C9"/>
+          </w:tcPr>
+          <w:p>
+            <w:r>
+              <w:rPr>
+                <w:b/>
+              </w:rPr>
+              <w:t>MÉNĚ URGENTNÍ</w:t>
+            </w:r>
+          </w:p>
+        </w:tc>
+      </w:tr>
+    </w:tbl>
+    <w:p>
+      <w:r>
+        <w:rPr>
+          <w:b/>
+        </w:rPr>
+        <w:t>O co jde:</w:t>
+      </w:r>
+    </w:p>
+    <w:p>
+      <w:r>
+        <w:t>ChatGPT revize: items.json má klempířské oplechování (úžlabí, hřeben, štítové lemy, doplňky vikýřů, atika, závětrné lemy), ale ne explicitní lemování komína / střešních prostupů. Vrchní část komína se bourá (HSV6.016), ale pokud komín nebo VZT prostupy procházejí novou střechou, vyžadují oplechování. V TZ lemování komína nenalezeno.</w:t>
+      </w:r>
+    </w:p>
+    <w:p>
+      <w:r>
+        <w:rPr>
+          <w:b/>
+        </w:rPr>
+        <w:t>Co je třeba:</w:t>
+      </w:r>
+    </w:p>
+    <w:p>
+      <w:r>
+        <w:t>Karle, ověř zda komín nebo VZT/ZTI prostupy procházejí novou střechou → pokud ano, doplníme klempířské lemování (ks dle počtu prostupů).</w:t>
+      </w:r>
+    </w:p>
+    <w:p>
+      <w:r>
+        <w:rPr>
+          <w:b/>
+        </w:rPr>
+        <w:t>Co prozatím máme (předpoklad pro výpočet):</w:t>
+      </w:r>
+    </w:p>
+    <w:p>
+      <w:r>
+        <w:t>NEPŘIDÁNO (mimo TZ — závisí na tom zda komín/prostupy procházejí novou střechou).</w:t>
+      </w:r>
+    </w:p>
+    <w:p>
+      <w:r>
+        <w:rPr>
+          <w:b/>
+        </w:rPr>
+        <w:t>Vliv na rozpočet:</w:t>
+      </w:r>
+    </w:p>
+    <w:p>
+      <w:r>
+        <w:t>Dotčené práce: RD-KLE-06 lemování komína a prostupů</w:t>
       </w:r>
     </w:p>
     <w:p/>

--- a/test-data/RD_Jachymov_dum/outputs/Otazky_pro_Karla_a_projektanty_2026-05-29.docx
+++ b/test-data/RD_Jachymov_dum/outputs/Otazky_pro_Karla_a_projektanty_2026-05-29.docx
@@ -160,7 +160,7 @@
     </w:p>
     <w:p>
       <w:r>
-        <w:t>Tento dokument obsahuje 24 otázek, které je třeba vyřešit s projektanty před cenovou kalkulací konkrétními řemesly a před zahájením realizace.</w:t>
+        <w:t>Tento dokument obsahuje 28 otázek, které je třeba vyřešit s projektanty před cenovou kalkulací konkrétními řemesly a před zahájením realizace.</w:t>
         <w:br/>
         <w:br/>
         <w:t>Každá otázka má uvedeno: kdo má odpovědět, co je třeba zjistit, jaký předpoklad jsme prozatím použili pro výpočet, a jak odpověď ovlivní rozpočet.</w:t>
@@ -1837,6 +1837,254 @@
                 <w:sz w:val="18"/>
               </w:rPr>
               <w:t>Lemování komína a střešních prostupů — klempířský detail</w:t>
+            </w:r>
+          </w:p>
+        </w:tc>
+        <w:tc>
+          <w:tcPr>
+            <w:tcW w:type="dxa" w:w="2493"/>
+            <w:shd w:fill="C8E6C9"/>
+            <w:vAlign w:val="center"/>
+          </w:tcPr>
+          <w:p>
+            <w:r>
+              <w:rPr>
+                <w:sz w:val="18"/>
+              </w:rPr>
+              <w:t>MÉNĚ URGENTNÍ</w:t>
+            </w:r>
+          </w:p>
+        </w:tc>
+      </w:tr>
+      <w:tr>
+        <w:tc>
+          <w:tcPr>
+            <w:tcW w:type="dxa" w:w="2493"/>
+            <w:vAlign w:val="center"/>
+          </w:tcPr>
+          <w:p>
+            <w:pPr>
+              <w:jc w:val="center"/>
+            </w:pPr>
+            <w:r>
+              <w:rPr>
+                <w:sz w:val="18"/>
+              </w:rPr>
+              <w:t>28</w:t>
+            </w:r>
+          </w:p>
+        </w:tc>
+        <w:tc>
+          <w:tcPr>
+            <w:tcW w:type="dxa" w:w="2493"/>
+            <w:vAlign w:val="center"/>
+          </w:tcPr>
+          <w:p>
+            <w:r>
+              <w:rPr>
+                <w:sz w:val="18"/>
+              </w:rPr>
+              <w:t>Projektant (SMASH / TeAnau / TUSPO) nebo investor — viz akce</w:t>
+            </w:r>
+          </w:p>
+        </w:tc>
+        <w:tc>
+          <w:tcPr>
+            <w:tcW w:type="dxa" w:w="2493"/>
+            <w:vAlign w:val="center"/>
+          </w:tcPr>
+          <w:p>
+            <w:r>
+              <w:rPr>
+                <w:sz w:val="18"/>
+              </w:rPr>
+              <w:t>S08 strop cihelná klemba mezi patry — plocha / poloha</w:t>
+            </w:r>
+          </w:p>
+        </w:tc>
+        <w:tc>
+          <w:tcPr>
+            <w:tcW w:type="dxa" w:w="2493"/>
+            <w:shd w:fill="FFF9C4"/>
+            <w:vAlign w:val="center"/>
+          </w:tcPr>
+          <w:p>
+            <w:r>
+              <w:rPr>
+                <w:sz w:val="18"/>
+              </w:rPr>
+              <w:t>STŘEDNĚ DŮLEŽITÉ</w:t>
+            </w:r>
+          </w:p>
+        </w:tc>
+      </w:tr>
+      <w:tr>
+        <w:tc>
+          <w:tcPr>
+            <w:tcW w:type="dxa" w:w="2493"/>
+            <w:vAlign w:val="center"/>
+          </w:tcPr>
+          <w:p>
+            <w:pPr>
+              <w:jc w:val="center"/>
+            </w:pPr>
+            <w:r>
+              <w:rPr>
+                <w:sz w:val="18"/>
+              </w:rPr>
+              <w:t>29</w:t>
+            </w:r>
+          </w:p>
+        </w:tc>
+        <w:tc>
+          <w:tcPr>
+            <w:tcW w:type="dxa" w:w="2493"/>
+            <w:vAlign w:val="center"/>
+          </w:tcPr>
+          <w:p>
+            <w:r>
+              <w:rPr>
+                <w:sz w:val="18"/>
+              </w:rPr>
+              <w:t>Projektant (SMASH / TeAnau / TUSPO) nebo investor — viz akce</w:t>
+            </w:r>
+          </w:p>
+        </w:tc>
+        <w:tc>
+          <w:tcPr>
+            <w:tcW w:type="dxa" w:w="2493"/>
+            <w:vAlign w:val="center"/>
+          </w:tcPr>
+          <w:p>
+            <w:r>
+              <w:rPr>
+                <w:sz w:val="18"/>
+              </w:rPr>
+              <w:t>S12 podkroví — vnitřní omítka sádrová vs vápenocementová</w:t>
+            </w:r>
+          </w:p>
+        </w:tc>
+        <w:tc>
+          <w:tcPr>
+            <w:tcW w:type="dxa" w:w="2493"/>
+            <w:shd w:fill="C8E6C9"/>
+            <w:vAlign w:val="center"/>
+          </w:tcPr>
+          <w:p>
+            <w:r>
+              <w:rPr>
+                <w:sz w:val="18"/>
+              </w:rPr>
+              <w:t>MÉNĚ URGENTNÍ</w:t>
+            </w:r>
+          </w:p>
+        </w:tc>
+      </w:tr>
+      <w:tr>
+        <w:tc>
+          <w:tcPr>
+            <w:tcW w:type="dxa" w:w="2493"/>
+            <w:vAlign w:val="center"/>
+          </w:tcPr>
+          <w:p>
+            <w:pPr>
+              <w:jc w:val="center"/>
+            </w:pPr>
+            <w:r>
+              <w:rPr>
+                <w:sz w:val="18"/>
+              </w:rPr>
+              <w:t>30</w:t>
+            </w:r>
+          </w:p>
+        </w:tc>
+        <w:tc>
+          <w:tcPr>
+            <w:tcW w:type="dxa" w:w="2493"/>
+            <w:vAlign w:val="center"/>
+          </w:tcPr>
+          <w:p>
+            <w:r>
+              <w:rPr>
+                <w:sz w:val="18"/>
+              </w:rPr>
+              <w:t>Projektant (SMASH / TeAnau / TUSPO) nebo investor — viz akce</w:t>
+            </w:r>
+          </w:p>
+        </w:tc>
+        <w:tc>
+          <w:tcPr>
+            <w:tcW w:type="dxa" w:w="2493"/>
+            <w:vAlign w:val="center"/>
+          </w:tcPr>
+          <w:p>
+            <w:r>
+              <w:rPr>
+                <w:sz w:val="18"/>
+              </w:rPr>
+              <w:t>Otlučení stávajících vnitřních omítek (S01/S02/S03)</w:t>
+            </w:r>
+          </w:p>
+        </w:tc>
+        <w:tc>
+          <w:tcPr>
+            <w:tcW w:type="dxa" w:w="2493"/>
+            <w:shd w:fill="C8E6C9"/>
+            <w:vAlign w:val="center"/>
+          </w:tcPr>
+          <w:p>
+            <w:r>
+              <w:rPr>
+                <w:sz w:val="18"/>
+              </w:rPr>
+              <w:t>MÉNĚ URGENTNÍ</w:t>
+            </w:r>
+          </w:p>
+        </w:tc>
+      </w:tr>
+      <w:tr>
+        <w:tc>
+          <w:tcPr>
+            <w:tcW w:type="dxa" w:w="2493"/>
+            <w:vAlign w:val="center"/>
+          </w:tcPr>
+          <w:p>
+            <w:pPr>
+              <w:jc w:val="center"/>
+            </w:pPr>
+            <w:r>
+              <w:rPr>
+                <w:sz w:val="18"/>
+              </w:rPr>
+              <w:t>31</w:t>
+            </w:r>
+          </w:p>
+        </w:tc>
+        <w:tc>
+          <w:tcPr>
+            <w:tcW w:type="dxa" w:w="2493"/>
+            <w:vAlign w:val="center"/>
+          </w:tcPr>
+          <w:p>
+            <w:r>
+              <w:rPr>
+                <w:sz w:val="18"/>
+              </w:rPr>
+              <w:t>Projektant (SMASH / TeAnau / TUSPO) nebo investor — viz akce</w:t>
+            </w:r>
+          </w:p>
+        </w:tc>
+        <w:tc>
+          <w:tcPr>
+            <w:tcW w:type="dxa" w:w="2493"/>
+            <w:vAlign w:val="center"/>
+          </w:tcPr>
+          <w:p>
+            <w:r>
+              <w:rPr>
+                <w:sz w:val="18"/>
+              </w:rPr>
+              <w:t>S05 betonová deska 1.NP — 120 mm (skladba) vs 150 mm (statika/items)</w:t>
             </w:r>
           </w:p>
         </w:tc>
@@ -5044,6 +5292,510 @@
     </w:p>
     <w:p/>
     <w:p>
+      <w:pPr>
+        <w:pStyle w:val="Heading2"/>
+      </w:pPr>
+      <w:r>
+        <w:t>Otázka č. 28:  S08 strop cihelná klemba mezi patry — plocha / poloha</w:t>
+      </w:r>
+    </w:p>
+    <w:tbl>
+      <w:tblPr>
+        <w:tblStyle w:val="LightList-Accent1"/>
+        <w:tblW w:type="auto" w:w="0"/>
+        <w:tblLook w:firstColumn="1" w:firstRow="1" w:lastColumn="0" w:lastRow="0" w:noHBand="0" w:noVBand="1" w:val="04A0"/>
+      </w:tblPr>
+      <w:tblGrid>
+        <w:gridCol w:w="4986"/>
+        <w:gridCol w:w="4986"/>
+      </w:tblGrid>
+      <w:tr>
+        <w:tc>
+          <w:tcPr>
+            <w:tcW w:type="dxa" w:w="4986"/>
+          </w:tcPr>
+          <w:p>
+            <w:r>
+              <w:rPr>
+                <w:b/>
+              </w:rPr>
+              <w:t>Komu</w:t>
+            </w:r>
+          </w:p>
+        </w:tc>
+        <w:tc>
+          <w:tcPr>
+            <w:tcW w:type="dxa" w:w="4986"/>
+          </w:tcPr>
+          <w:p>
+            <w:r>
+              <w:t>Projektant (SMASH / TeAnau / TUSPO) nebo investor — viz akce</w:t>
+            </w:r>
+          </w:p>
+        </w:tc>
+      </w:tr>
+      <w:tr>
+        <w:tc>
+          <w:tcPr>
+            <w:tcW w:type="dxa" w:w="4986"/>
+          </w:tcPr>
+          <w:p>
+            <w:r>
+              <w:rPr>
+                <w:b/>
+              </w:rPr>
+              <w:t>Důležitost</w:t>
+            </w:r>
+          </w:p>
+        </w:tc>
+        <w:tc>
+          <w:tcPr>
+            <w:tcW w:type="dxa" w:w="4986"/>
+            <w:shd w:fill="FFF9C4"/>
+          </w:tcPr>
+          <w:p>
+            <w:r>
+              <w:rPr>
+                <w:b/>
+              </w:rPr>
+              <w:t>STŘEDNĚ DŮLEŽITÉ</w:t>
+            </w:r>
+          </w:p>
+        </w:tc>
+      </w:tr>
+    </w:tbl>
+    <w:p>
+      <w:r>
+        <w:rPr>
+          <w:b/>
+        </w:rPr>
+        <w:t>O co jde:</w:t>
+      </w:r>
+    </w:p>
+    <w:p>
+      <w:r>
+        <w:t>S08 je v legendě skladeb s plnou skladbou, ALE řez A-A ani B-B ji nepretíná (pretínají S07 trámový + S09 ocelobeton) a skladby_per_zone_v2.json jí nepřiřadil plochu (S06/S07/S09 plochu mají). Buď legenda generická (S08 se nepoužívá), nebo se použije v nesekcované oblasti.</w:t>
+      </w:r>
+    </w:p>
+    <w:p>
+      <w:r>
+        <w:rPr>
+          <w:b/>
+        </w:rPr>
+        <w:t>Co je třeba:</w:t>
+      </w:r>
+    </w:p>
+    <w:p>
+      <w:r>
+        <w:t>Karle/projektante: má dům cihelnou klembu mezi patry (S08)? Pokud ano — kde (které místnosti) a jaká plocha m²? Doplníme množství.</w:t>
+      </w:r>
+    </w:p>
+    <w:p>
+      <w:r>
+        <w:rPr>
+          <w:b/>
+        </w:rPr>
+        <w:t>Co prozatím máme (předpoklad pro výpočet):</w:t>
+      </w:r>
+    </w:p>
+    <w:p>
+      <w:r>
+        <w:t>Práce HSV4.018-021 ZALOŽENY s qty=null. Cihelná klemba 150 = stávající.</w:t>
+      </w:r>
+    </w:p>
+    <w:p>
+      <w:r>
+        <w:rPr>
+          <w:b/>
+        </w:rPr>
+        <w:t>Vliv na rozpočet:</w:t>
+      </w:r>
+    </w:p>
+    <w:p>
+      <w:r>
+        <w:t>Dotčené práce: HSV4.018-021 suchá skladba S08 (qty=neurčeno)</w:t>
+      </w:r>
+    </w:p>
+    <w:p/>
+    <w:p>
+      <w:pPr>
+        <w:pStyle w:val="Heading2"/>
+      </w:pPr>
+      <w:r>
+        <w:t>Otázka č. 29:  S12 podkroví — vnitřní omítka sádrová vs vápenocementová</w:t>
+      </w:r>
+    </w:p>
+    <w:tbl>
+      <w:tblPr>
+        <w:tblStyle w:val="LightList-Accent1"/>
+        <w:tblW w:type="auto" w:w="0"/>
+        <w:tblLook w:firstColumn="1" w:firstRow="1" w:lastColumn="0" w:lastRow="0" w:noHBand="0" w:noVBand="1" w:val="04A0"/>
+      </w:tblPr>
+      <w:tblGrid>
+        <w:gridCol w:w="4986"/>
+        <w:gridCol w:w="4986"/>
+      </w:tblGrid>
+      <w:tr>
+        <w:tc>
+          <w:tcPr>
+            <w:tcW w:type="dxa" w:w="4986"/>
+          </w:tcPr>
+          <w:p>
+            <w:r>
+              <w:rPr>
+                <w:b/>
+              </w:rPr>
+              <w:t>Komu</w:t>
+            </w:r>
+          </w:p>
+        </w:tc>
+        <w:tc>
+          <w:tcPr>
+            <w:tcW w:type="dxa" w:w="4986"/>
+          </w:tcPr>
+          <w:p>
+            <w:r>
+              <w:t>Projektant (SMASH / TeAnau / TUSPO) nebo investor — viz akce</w:t>
+            </w:r>
+          </w:p>
+        </w:tc>
+      </w:tr>
+      <w:tr>
+        <w:tc>
+          <w:tcPr>
+            <w:tcW w:type="dxa" w:w="4986"/>
+          </w:tcPr>
+          <w:p>
+            <w:r>
+              <w:rPr>
+                <w:b/>
+              </w:rPr>
+              <w:t>Důležitost</w:t>
+            </w:r>
+          </w:p>
+        </w:tc>
+        <w:tc>
+          <w:tcPr>
+            <w:tcW w:type="dxa" w:w="4986"/>
+            <w:shd w:fill="C8E6C9"/>
+          </w:tcPr>
+          <w:p>
+            <w:r>
+              <w:rPr>
+                <w:b/>
+              </w:rPr>
+              <w:t>MÉNĚ URGENTNÍ</w:t>
+            </w:r>
+          </w:p>
+        </w:tc>
+      </w:tr>
+    </w:tbl>
+    <w:p>
+      <w:r>
+        <w:rPr>
+          <w:b/>
+        </w:rPr>
+        <w:t>O co jde:</w:t>
+      </w:r>
+    </w:p>
+    <w:p>
+      <w:r>
+        <w:t>Skladba S12 (obvodová stěna podkroví) předepisuje vnitřní omítku SÁDROVOU stříkanou, ale PSV78 v items.json je vápenocementová jádrová + štuk (globální).</w:t>
+      </w:r>
+    </w:p>
+    <w:p>
+      <w:r>
+        <w:rPr>
+          <w:b/>
+        </w:rPr>
+        <w:t>Co je třeba:</w:t>
+      </w:r>
+    </w:p>
+    <w:p>
+      <w:r>
+        <w:t>Karle: v podkroví (3.NP) sádrová stříkaná omítka, nebo sjednotit na vápenocementovou?</w:t>
+      </w:r>
+    </w:p>
+    <w:p>
+      <w:r>
+        <w:rPr>
+          <w:b/>
+        </w:rPr>
+        <w:t>Co prozatím máme (předpoklad pro výpočet):</w:t>
+      </w:r>
+    </w:p>
+    <w:p>
+      <w:r>
+        <w:t>PSV78 vápenocementová ponechána.</w:t>
+      </w:r>
+    </w:p>
+    <w:p>
+      <w:r>
+        <w:rPr>
+          <w:b/>
+        </w:rPr>
+        <w:t>Vliv na rozpočet:</w:t>
+      </w:r>
+    </w:p>
+    <w:p>
+      <w:r>
+        <w:t>PSV78 vápenocementová ponechána.</w:t>
+      </w:r>
+    </w:p>
+    <w:p/>
+    <w:p>
+      <w:pPr>
+        <w:pStyle w:val="Heading2"/>
+      </w:pPr>
+      <w:r>
+        <w:t>Otázka č. 30:  Otlučení stávajících vnitřních omítek (S01/S02/S03)</w:t>
+      </w:r>
+    </w:p>
+    <w:tbl>
+      <w:tblPr>
+        <w:tblStyle w:val="LightList-Accent1"/>
+        <w:tblW w:type="auto" w:w="0"/>
+        <w:tblLook w:firstColumn="1" w:firstRow="1" w:lastColumn="0" w:lastRow="0" w:noHBand="0" w:noVBand="1" w:val="04A0"/>
+      </w:tblPr>
+      <w:tblGrid>
+        <w:gridCol w:w="4986"/>
+        <w:gridCol w:w="4986"/>
+      </w:tblGrid>
+      <w:tr>
+        <w:tc>
+          <w:tcPr>
+            <w:tcW w:type="dxa" w:w="4986"/>
+          </w:tcPr>
+          <w:p>
+            <w:r>
+              <w:rPr>
+                <w:b/>
+              </w:rPr>
+              <w:t>Komu</w:t>
+            </w:r>
+          </w:p>
+        </w:tc>
+        <w:tc>
+          <w:tcPr>
+            <w:tcW w:type="dxa" w:w="4986"/>
+          </w:tcPr>
+          <w:p>
+            <w:r>
+              <w:t>Projektant (SMASH / TeAnau / TUSPO) nebo investor — viz akce</w:t>
+            </w:r>
+          </w:p>
+        </w:tc>
+      </w:tr>
+      <w:tr>
+        <w:tc>
+          <w:tcPr>
+            <w:tcW w:type="dxa" w:w="4986"/>
+          </w:tcPr>
+          <w:p>
+            <w:r>
+              <w:rPr>
+                <w:b/>
+              </w:rPr>
+              <w:t>Důležitost</w:t>
+            </w:r>
+          </w:p>
+        </w:tc>
+        <w:tc>
+          <w:tcPr>
+            <w:tcW w:type="dxa" w:w="4986"/>
+            <w:shd w:fill="C8E6C9"/>
+          </w:tcPr>
+          <w:p>
+            <w:r>
+              <w:rPr>
+                <w:b/>
+              </w:rPr>
+              <w:t>MÉNĚ URGENTNÍ</w:t>
+            </w:r>
+          </w:p>
+        </w:tc>
+      </w:tr>
+    </w:tbl>
+    <w:p>
+      <w:r>
+        <w:rPr>
+          <w:b/>
+        </w:rPr>
+        <w:t>O co jde:</w:t>
+      </w:r>
+    </w:p>
+    <w:p>
+      <w:r>
+        <w:t>Skladby S01-S03 stávající mají vnitřní omítky 10-15 mm. items.json nemá položku otlučení vnitřních omítek (jen příprava fasády HSV7.001). Záleží na rozsahu rekonstrukce — soudržné omítky mohou zůstat.</w:t>
+      </w:r>
+    </w:p>
+    <w:p>
+      <w:r>
+        <w:rPr>
+          <w:b/>
+        </w:rPr>
+        <w:t>Co je třeba:</w:t>
+      </w:r>
+    </w:p>
+    <w:p>
+      <w:r>
+        <w:t>Karle: otloukají se vnitřní omítky kompletně, nebo zůstávají soudržné části? Pokud bourat → doplníme m².</w:t>
+      </w:r>
+    </w:p>
+    <w:p>
+      <w:r>
+        <w:rPr>
+          <w:b/>
+        </w:rPr>
+        <w:t>Co prozatím máme (předpoklad pro výpočet):</w:t>
+      </w:r>
+    </w:p>
+    <w:p>
+      <w:r>
+        <w:t>NEPŘIDÁNO (závisí na rozsahu — nevymýšlím plochu).</w:t>
+      </w:r>
+    </w:p>
+    <w:p>
+      <w:r>
+        <w:rPr>
+          <w:b/>
+        </w:rPr>
+        <w:t>Vliv na rozpočet:</w:t>
+      </w:r>
+    </w:p>
+    <w:p>
+      <w:r>
+        <w:t>Dotčené práce: BR1 otlučení vnitřních omítek</w:t>
+      </w:r>
+    </w:p>
+    <w:p/>
+    <w:p>
+      <w:pPr>
+        <w:pStyle w:val="Heading2"/>
+      </w:pPr>
+      <w:r>
+        <w:t>Otázka č. 31:  S05 betonová deska 1.NP — 120 mm (skladba) vs 150 mm (statika/items)</w:t>
+      </w:r>
+    </w:p>
+    <w:tbl>
+      <w:tblPr>
+        <w:tblStyle w:val="LightList-Accent1"/>
+        <w:tblW w:type="auto" w:w="0"/>
+        <w:tblLook w:firstColumn="1" w:firstRow="1" w:lastColumn="0" w:lastRow="0" w:noHBand="0" w:noVBand="1" w:val="04A0"/>
+      </w:tblPr>
+      <w:tblGrid>
+        <w:gridCol w:w="4986"/>
+        <w:gridCol w:w="4986"/>
+      </w:tblGrid>
+      <w:tr>
+        <w:tc>
+          <w:tcPr>
+            <w:tcW w:type="dxa" w:w="4986"/>
+          </w:tcPr>
+          <w:p>
+            <w:r>
+              <w:rPr>
+                <w:b/>
+              </w:rPr>
+              <w:t>Komu</w:t>
+            </w:r>
+          </w:p>
+        </w:tc>
+        <w:tc>
+          <w:tcPr>
+            <w:tcW w:type="dxa" w:w="4986"/>
+          </w:tcPr>
+          <w:p>
+            <w:r>
+              <w:t>Projektant (SMASH / TeAnau / TUSPO) nebo investor — viz akce</w:t>
+            </w:r>
+          </w:p>
+        </w:tc>
+      </w:tr>
+      <w:tr>
+        <w:tc>
+          <w:tcPr>
+            <w:tcW w:type="dxa" w:w="4986"/>
+          </w:tcPr>
+          <w:p>
+            <w:r>
+              <w:rPr>
+                <w:b/>
+              </w:rPr>
+              <w:t>Důležitost</w:t>
+            </w:r>
+          </w:p>
+        </w:tc>
+        <w:tc>
+          <w:tcPr>
+            <w:tcW w:type="dxa" w:w="4986"/>
+            <w:shd w:fill="C8E6C9"/>
+          </w:tcPr>
+          <w:p>
+            <w:r>
+              <w:rPr>
+                <w:b/>
+              </w:rPr>
+              <w:t>MÉNĚ URGENTNÍ</w:t>
+            </w:r>
+          </w:p>
+        </w:tc>
+      </w:tr>
+    </w:tbl>
+    <w:p>
+      <w:r>
+        <w:rPr>
+          <w:b/>
+        </w:rPr>
+        <w:t>O co jde:</w:t>
+      </w:r>
+    </w:p>
+    <w:p>
+      <w:r>
+        <w:t>Skladba S05 (návrh) uvádí betonovou desku vyztuženou 120 mm; items HSV2.012 má ŽB desku 150 mm (C25/30 XC2 + kari). Ponecháno 150 mm (statika vítězí nad skladbou).</w:t>
+      </w:r>
+    </w:p>
+    <w:p>
+      <w:r>
+        <w:rPr>
+          <w:b/>
+        </w:rPr>
+        <w:t>Co je třeba:</w:t>
+      </w:r>
+    </w:p>
+    <w:p>
+      <w:r>
+        <w:t>Projektante/statiku: potvrdit tl. ŽB desky 1.NP (120 vs 150 mm).</w:t>
+      </w:r>
+    </w:p>
+    <w:p>
+      <w:r>
+        <w:rPr>
+          <w:b/>
+        </w:rPr>
+        <w:t>Co prozatím máme (předpoklad pro výpočet):</w:t>
+      </w:r>
+    </w:p>
+    <w:p>
+      <w:r>
+        <w:t>Ponecháno 150 mm dle HSV2.012 (statika).</w:t>
+      </w:r>
+    </w:p>
+    <w:p>
+      <w:r>
+        <w:rPr>
+          <w:b/>
+        </w:rPr>
+        <w:t>Vliv na rozpočet:</w:t>
+      </w:r>
+    </w:p>
+    <w:p>
+      <w:r>
+        <w:t>Ponecháno 150 mm dle HSV2.012 (statika).</w:t>
+      </w:r>
+    </w:p>
+    <w:p/>
+    <w:p>
       <w:r>
         <w:br w:type="page"/>
       </w:r>

--- a/test-data/RD_Jachymov_dum/outputs/Otazky_pro_Karla_a_projektanty_2026-05-29.docx
+++ b/test-data/RD_Jachymov_dum/outputs/Otazky_pro_Karla_a_projektanty_2026-05-29.docx
@@ -160,7 +160,7 @@
     </w:p>
     <w:p>
       <w:r>
-        <w:t>Tento dokument obsahuje 28 otázek, které je třeba vyřešit s projektanty před cenovou kalkulací konkrétními řemesly a před zahájením realizace.</w:t>
+        <w:t>Tento dokument obsahuje 29 otázek, které je třeba vyřešit s projektanty před cenovou kalkulací konkrétními řemesly a před zahájením realizace.</w:t>
         <w:br/>
         <w:br/>
         <w:t>Každá otázka má uvedeno: kdo má odpovědět, co je třeba zjistit, jaký předpoklad jsme prozatím použili pro výpočet, a jak odpověď ovlivní rozpočet.</w:t>
@@ -2100,6 +2100,68 @@
                 <w:sz w:val="18"/>
               </w:rPr>
               <w:t>MÉNĚ URGENTNÍ</w:t>
+            </w:r>
+          </w:p>
+        </w:tc>
+      </w:tr>
+      <w:tr>
+        <w:tc>
+          <w:tcPr>
+            <w:tcW w:type="dxa" w:w="2493"/>
+            <w:vAlign w:val="center"/>
+          </w:tcPr>
+          <w:p>
+            <w:pPr>
+              <w:jc w:val="center"/>
+            </w:pPr>
+            <w:r>
+              <w:rPr>
+                <w:sz w:val="18"/>
+              </w:rPr>
+              <w:t>32</w:t>
+            </w:r>
+          </w:p>
+        </w:tc>
+        <w:tc>
+          <w:tcPr>
+            <w:tcW w:type="dxa" w:w="2493"/>
+            <w:vAlign w:val="center"/>
+          </w:tcPr>
+          <w:p>
+            <w:r>
+              <w:rPr>
+                <w:sz w:val="18"/>
+              </w:rPr>
+              <w:t>Projektant (SMASH / TeAnau / TUSPO) nebo investor — viz akce</w:t>
+            </w:r>
+          </w:p>
+        </w:tc>
+        <w:tc>
+          <w:tcPr>
+            <w:tcW w:type="dxa" w:w="2493"/>
+            <w:vAlign w:val="center"/>
+          </w:tcPr>
+          <w:p>
+            <w:r>
+              <w:rPr>
+                <w:sz w:val="18"/>
+              </w:rPr>
+              <w:t>Rozpor v B zprávě — systém vytápění (TČ vzduch-vzduch vs vzduch/voda)</w:t>
+            </w:r>
+          </w:p>
+        </w:tc>
+        <w:tc>
+          <w:tcPr>
+            <w:tcW w:type="dxa" w:w="2493"/>
+            <w:shd w:fill="FFF9C4"/>
+            <w:vAlign w:val="center"/>
+          </w:tcPr>
+          <w:p>
+            <w:r>
+              <w:rPr>
+                <w:sz w:val="18"/>
+              </w:rPr>
+              <w:t>STŘEDNĚ DŮLEŽITÉ</w:t>
             </w:r>
           </w:p>
         </w:tc>
@@ -5796,6 +5858,132 @@
     </w:p>
     <w:p/>
     <w:p>
+      <w:pPr>
+        <w:pStyle w:val="Heading2"/>
+      </w:pPr>
+      <w:r>
+        <w:t>Otázka č. 32:  Rozpor v B zprávě — systém vytápění (TČ vzduch-vzduch vs vzduch/voda)</w:t>
+      </w:r>
+    </w:p>
+    <w:tbl>
+      <w:tblPr>
+        <w:tblStyle w:val="LightList-Accent1"/>
+        <w:tblW w:type="auto" w:w="0"/>
+        <w:tblLook w:firstColumn="1" w:firstRow="1" w:lastColumn="0" w:lastRow="0" w:noHBand="0" w:noVBand="1" w:val="04A0"/>
+      </w:tblPr>
+      <w:tblGrid>
+        <w:gridCol w:w="4986"/>
+        <w:gridCol w:w="4986"/>
+      </w:tblGrid>
+      <w:tr>
+        <w:tc>
+          <w:tcPr>
+            <w:tcW w:type="dxa" w:w="4986"/>
+          </w:tcPr>
+          <w:p>
+            <w:r>
+              <w:rPr>
+                <w:b/>
+              </w:rPr>
+              <w:t>Komu</w:t>
+            </w:r>
+          </w:p>
+        </w:tc>
+        <w:tc>
+          <w:tcPr>
+            <w:tcW w:type="dxa" w:w="4986"/>
+          </w:tcPr>
+          <w:p>
+            <w:r>
+              <w:t>Projektant (SMASH / TeAnau / TUSPO) nebo investor — viz akce</w:t>
+            </w:r>
+          </w:p>
+        </w:tc>
+      </w:tr>
+      <w:tr>
+        <w:tc>
+          <w:tcPr>
+            <w:tcW w:type="dxa" w:w="4986"/>
+          </w:tcPr>
+          <w:p>
+            <w:r>
+              <w:rPr>
+                <w:b/>
+              </w:rPr>
+              <w:t>Důležitost</w:t>
+            </w:r>
+          </w:p>
+        </w:tc>
+        <w:tc>
+          <w:tcPr>
+            <w:tcW w:type="dxa" w:w="4986"/>
+            <w:shd w:fill="FFF9C4"/>
+          </w:tcPr>
+          <w:p>
+            <w:r>
+              <w:rPr>
+                <w:b/>
+              </w:rPr>
+              <w:t>STŘEDNĚ DŮLEŽITÉ</w:t>
+            </w:r>
+          </w:p>
+        </w:tc>
+      </w:tr>
+    </w:tbl>
+    <w:p>
+      <w:r>
+        <w:rPr>
+          <w:b/>
+        </w:rPr>
+        <w:t>O co jde:</w:t>
+      </w:r>
+    </w:p>
+    <w:p>
+      <w:r>
+        <w:t>B zpráva uvádí na jednom místě TČ vzduch-vzduch / multisplit s vnitřními jednotkami (= items PSV73.005/006), jinde TČ vzduch/voda. To jsou DVA různé systémy (multisplit vs otopná voda/radiátory). Cena i rozvody se liší.</w:t>
+      </w:r>
+    </w:p>
+    <w:p>
+      <w:r>
+        <w:rPr>
+          <w:b/>
+        </w:rPr>
+        <w:t>Co je třeba:</w:t>
+      </w:r>
+    </w:p>
+    <w:p>
+      <w:r>
+        <w:t>Projektante: potvrďte systém vytápění — TČ vzduch-vzduch (multisplit, bez otopné vody) NEBO TČ vzduch/voda (radiátory/podlahovka)? Ovlivní PSV73 + rozvody.</w:t>
+      </w:r>
+    </w:p>
+    <w:p>
+      <w:r>
+        <w:rPr>
+          <w:b/>
+        </w:rPr>
+        <w:t>Co prozatím máme (předpoklad pro výpočet):</w:t>
+      </w:r>
+    </w:p>
+    <w:p>
+      <w:r>
+        <w:t>Ponecháno TČ vzduch-vzduch / multisplit (PSV73.005/006) dle převažující části B zprávy.</w:t>
+      </w:r>
+    </w:p>
+    <w:p>
+      <w:r>
+        <w:rPr>
+          <w:b/>
+        </w:rPr>
+        <w:t>Vliv na rozpočet:</w:t>
+      </w:r>
+    </w:p>
+    <w:p>
+      <w:r>
+        <w:t>Dotčené práce: PSV73.005 multisplit venkovní j.; PSV73.006 multisplit vnitřní j.; PSV73.008 rozvody otopné</w:t>
+      </w:r>
+    </w:p>
+    <w:p/>
+    <w:p>
       <w:r>
         <w:br w:type="page"/>
       </w:r>

--- a/test-data/RD_Jachymov_dum/outputs/Otazky_pro_Karla_a_projektanty_2026-05-29.docx
+++ b/test-data/RD_Jachymov_dum/outputs/Otazky_pro_Karla_a_projektanty_2026-05-29.docx
@@ -160,7 +160,7 @@
     </w:p>
     <w:p>
       <w:r>
-        <w:t>Tento dokument obsahuje 29 otázek, které je třeba vyřešit s projektanty před cenovou kalkulací konkrétními řemesly a před zahájením realizace.</w:t>
+        <w:t>Tento dokument obsahuje 30 otázek, které je třeba vyřešit s projektanty před cenovou kalkulací konkrétními řemesly a před zahájením realizace.</w:t>
         <w:br/>
         <w:br/>
         <w:t>Každá otázka má uvedeno: kdo má odpovědět, co je třeba zjistit, jaký předpoklad jsme prozatím použili pro výpočet, a jak odpověď ovlivní rozpočet.</w:t>
@@ -2162,6 +2162,68 @@
                 <w:sz w:val="18"/>
               </w:rPr>
               <w:t>STŘEDNĚ DŮLEŽITÉ</w:t>
+            </w:r>
+          </w:p>
+        </w:tc>
+      </w:tr>
+      <w:tr>
+        <w:tc>
+          <w:tcPr>
+            <w:tcW w:type="dxa" w:w="2493"/>
+            <w:vAlign w:val="center"/>
+          </w:tcPr>
+          <w:p>
+            <w:pPr>
+              <w:jc w:val="center"/>
+            </w:pPr>
+            <w:r>
+              <w:rPr>
+                <w:sz w:val="18"/>
+              </w:rPr>
+              <w:t>33</w:t>
+            </w:r>
+          </w:p>
+        </w:tc>
+        <w:tc>
+          <w:tcPr>
+            <w:tcW w:type="dxa" w:w="2493"/>
+            <w:vAlign w:val="center"/>
+          </w:tcPr>
+          <w:p>
+            <w:r>
+              <w:rPr>
+                <w:sz w:val="18"/>
+              </w:rPr>
+              <w:t>Projektant (SMASH / TeAnau / TUSPO) nebo investor — viz akce</w:t>
+            </w:r>
+          </w:p>
+        </w:tc>
+        <w:tc>
+          <w:tcPr>
+            <w:tcW w:type="dxa" w:w="2493"/>
+            <w:vAlign w:val="center"/>
+          </w:tcPr>
+          <w:p>
+            <w:r>
+              <w:rPr>
+                <w:sz w:val="18"/>
+              </w:rPr>
+              <w:t>Sklad výkop — svahovaná jáma 1:0,5 v prudkém svahu (hloubka &gt;2 m)</w:t>
+            </w:r>
+          </w:p>
+        </w:tc>
+        <w:tc>
+          <w:tcPr>
+            <w:tcW w:type="dxa" w:w="2493"/>
+            <w:shd w:fill="C8E6C9"/>
+            <w:vAlign w:val="center"/>
+          </w:tcPr>
+          <w:p>
+            <w:r>
+              <w:rPr>
+                <w:sz w:val="18"/>
+              </w:rPr>
+              <w:t>MÉNĚ URGENTNÍ</w:t>
             </w:r>
           </w:p>
         </w:tc>
@@ -5984,6 +6046,132 @@
     </w:p>
     <w:p/>
     <w:p>
+      <w:pPr>
+        <w:pStyle w:val="Heading2"/>
+      </w:pPr>
+      <w:r>
+        <w:t>Otázka č. 33:  Sklad výkop — svahovaná jáma 1:0,5 v prudkém svahu (hloubka &gt;2 m)</w:t>
+      </w:r>
+    </w:p>
+    <w:tbl>
+      <w:tblPr>
+        <w:tblStyle w:val="LightList-Accent1"/>
+        <w:tblW w:type="auto" w:w="0"/>
+        <w:tblLook w:firstColumn="1" w:firstRow="1" w:lastColumn="0" w:lastRow="0" w:noHBand="0" w:noVBand="1" w:val="04A0"/>
+      </w:tblPr>
+      <w:tblGrid>
+        <w:gridCol w:w="4986"/>
+        <w:gridCol w:w="4986"/>
+      </w:tblGrid>
+      <w:tr>
+        <w:tc>
+          <w:tcPr>
+            <w:tcW w:type="dxa" w:w="4986"/>
+          </w:tcPr>
+          <w:p>
+            <w:r>
+              <w:rPr>
+                <w:b/>
+              </w:rPr>
+              <w:t>Komu</w:t>
+            </w:r>
+          </w:p>
+        </w:tc>
+        <w:tc>
+          <w:tcPr>
+            <w:tcW w:type="dxa" w:w="4986"/>
+          </w:tcPr>
+          <w:p>
+            <w:r>
+              <w:t>Projektant (SMASH / TeAnau / TUSPO) nebo investor — viz akce</w:t>
+            </w:r>
+          </w:p>
+        </w:tc>
+      </w:tr>
+      <w:tr>
+        <w:tc>
+          <w:tcPr>
+            <w:tcW w:type="dxa" w:w="4986"/>
+          </w:tcPr>
+          <w:p>
+            <w:r>
+              <w:rPr>
+                <w:b/>
+              </w:rPr>
+              <w:t>Důležitost</w:t>
+            </w:r>
+          </w:p>
+        </w:tc>
+        <w:tc>
+          <w:tcPr>
+            <w:tcW w:type="dxa" w:w="4986"/>
+            <w:shd w:fill="C8E6C9"/>
+          </w:tcPr>
+          <w:p>
+            <w:r>
+              <w:rPr>
+                <w:b/>
+              </w:rPr>
+              <w:t>MÉNĚ URGENTNÍ</w:t>
+            </w:r>
+          </w:p>
+        </w:tc>
+      </w:tr>
+    </w:tbl>
+    <w:p>
+      <w:r>
+        <w:rPr>
+          <w:b/>
+        </w:rPr>
+        <w:t>O co jde:</w:t>
+      </w:r>
+    </w:p>
+    <w:p>
+      <w:r>
+        <w:t>Sklad je zasazen do prudkého svahu. Statika D.2.1: 'Stavební jáma bude svahovaná, přípustný sklon dočasných výkopů 1:0,5 (F4)' — řešeno SVAHOVÁNÍM, ne pažením (HSV1.006 pažení do 2 m je DŮM). Sklad jámy jsou nezapažené (správně). Otevřené: zda objem hloubení 260217_sklad.HSV1.002 zahrnuje přídavek za svahování 1:0,5 a zda je v prudkém svahu dostupný dočasný zábor/prostor pro svah.</w:t>
+      </w:r>
+    </w:p>
+    <w:p>
+      <w:r>
+        <w:rPr>
+          <w:b/>
+        </w:rPr>
+        <w:t>Co je třeba:</w:t>
+      </w:r>
+    </w:p>
+    <w:p>
+      <w:r>
+        <w:t>Statiku/projektante: potvrďte, že objem výkopu skladu počítá se svahováním 1:0,5 + je dostupný prostor pro svah v prudkém svahu; pažení jen rýhy přípojek dle BOZP?</w:t>
+      </w:r>
+    </w:p>
+    <w:p>
+      <w:r>
+        <w:rPr>
+          <w:b/>
+        </w:rPr>
+        <w:t>Co prozatím máme (předpoklad pro výpočet):</w:t>
+      </w:r>
+    </w:p>
+    <w:p>
+      <w:r>
+        <w:t>Jáma svahovaná 1:0,5 (statika). Pažení sklad NEPŘIDÁNO. Rýhy přípojek pažit dle BOZP.</w:t>
+      </w:r>
+    </w:p>
+    <w:p>
+      <w:r>
+        <w:rPr>
+          <w:b/>
+        </w:rPr>
+        <w:t>Vliv na rozpočet:</w:t>
+      </w:r>
+    </w:p>
+    <w:p>
+      <w:r>
+        <w:t>Dotčené práce: 260217_sklad.HSV1.002 hloubení jam (objem vs svahování)</w:t>
+      </w:r>
+    </w:p>
+    <w:p/>
+    <w:p>
       <w:r>
         <w:br w:type="page"/>
       </w:r>

--- a/test-data/RD_Jachymov_dum/outputs/Otazky_pro_Karla_a_projektanty_2026-05-29.docx
+++ b/test-data/RD_Jachymov_dum/outputs/Otazky_pro_Karla_a_projektanty_2026-05-29.docx
@@ -160,7 +160,7 @@
     </w:p>
     <w:p>
       <w:r>
-        <w:t>Tento dokument obsahuje 30 otázek, které je třeba vyřešit s projektanty před cenovou kalkulací konkrétními řemesly a před zahájením realizace.</w:t>
+        <w:t>Tento dokument obsahuje 31 otázek, které je třeba vyřešit s projektanty před cenovou kalkulací konkrétními řemesly a před zahájením realizace.</w:t>
         <w:br/>
         <w:br/>
         <w:t>Každá otázka má uvedeno: kdo má odpovědět, co je třeba zjistit, jaký předpoklad jsme prozatím použili pro výpočet, a jak odpověď ovlivní rozpočet.</w:t>
@@ -2224,6 +2224,68 @@
                 <w:sz w:val="18"/>
               </w:rPr>
               <w:t>MÉNĚ URGENTNÍ</w:t>
+            </w:r>
+          </w:p>
+        </w:tc>
+      </w:tr>
+      <w:tr>
+        <w:tc>
+          <w:tcPr>
+            <w:tcW w:type="dxa" w:w="2493"/>
+            <w:vAlign w:val="center"/>
+          </w:tcPr>
+          <w:p>
+            <w:pPr>
+              <w:jc w:val="center"/>
+            </w:pPr>
+            <w:r>
+              <w:rPr>
+                <w:sz w:val="18"/>
+              </w:rPr>
+              <w:t>35</w:t>
+            </w:r>
+          </w:p>
+        </w:tc>
+        <w:tc>
+          <w:tcPr>
+            <w:tcW w:type="dxa" w:w="2493"/>
+            <w:vAlign w:val="center"/>
+          </w:tcPr>
+          <w:p>
+            <w:r>
+              <w:rPr>
+                <w:sz w:val="18"/>
+              </w:rPr>
+              <w:t>Projektant (SMASH / TeAnau / TUSPO) nebo investor — viz akce</w:t>
+            </w:r>
+          </w:p>
+        </w:tc>
+        <w:tc>
+          <w:tcPr>
+            <w:tcW w:type="dxa" w:w="2493"/>
+            <w:vAlign w:val="center"/>
+          </w:tcPr>
+          <w:p>
+            <w:r>
+              <w:rPr>
+                <w:sz w:val="18"/>
+              </w:rPr>
+              <w:t>Sokl — rozpor PD: TZ ARS (XPS + cihelný) vs výkres S03/pohledy (sanační Styrcon + keramický)</w:t>
+            </w:r>
+          </w:p>
+        </w:tc>
+        <w:tc>
+          <w:tcPr>
+            <w:tcW w:type="dxa" w:w="2493"/>
+            <w:shd w:fill="FFF9C4"/>
+            <w:vAlign w:val="center"/>
+          </w:tcPr>
+          <w:p>
+            <w:r>
+              <w:rPr>
+                <w:sz w:val="18"/>
+              </w:rPr>
+              <w:t>STŘEDNĚ DŮLEŽITÉ</w:t>
             </w:r>
           </w:p>
         </w:tc>
@@ -6172,6 +6234,132 @@
     </w:p>
     <w:p/>
     <w:p>
+      <w:pPr>
+        <w:pStyle w:val="Heading2"/>
+      </w:pPr>
+      <w:r>
+        <w:t>Otázka č. 35:  Sokl — rozpor PD: TZ ARS (XPS + cihelný) vs výkres S03/pohledy (sanační Styrcon + keramický)</w:t>
+      </w:r>
+    </w:p>
+    <w:tbl>
+      <w:tblPr>
+        <w:tblStyle w:val="LightList-Accent1"/>
+        <w:tblW w:type="auto" w:w="0"/>
+        <w:tblLook w:firstColumn="1" w:firstRow="1" w:lastColumn="0" w:lastRow="0" w:noHBand="0" w:noVBand="1" w:val="04A0"/>
+      </w:tblPr>
+      <w:tblGrid>
+        <w:gridCol w:w="4986"/>
+        <w:gridCol w:w="4986"/>
+      </w:tblGrid>
+      <w:tr>
+        <w:tc>
+          <w:tcPr>
+            <w:tcW w:type="dxa" w:w="4986"/>
+          </w:tcPr>
+          <w:p>
+            <w:r>
+              <w:rPr>
+                <w:b/>
+              </w:rPr>
+              <w:t>Komu</w:t>
+            </w:r>
+          </w:p>
+        </w:tc>
+        <w:tc>
+          <w:tcPr>
+            <w:tcW w:type="dxa" w:w="4986"/>
+          </w:tcPr>
+          <w:p>
+            <w:r>
+              <w:t>Projektant (SMASH / TeAnau / TUSPO) nebo investor — viz akce</w:t>
+            </w:r>
+          </w:p>
+        </w:tc>
+      </w:tr>
+      <w:tr>
+        <w:tc>
+          <w:tcPr>
+            <w:tcW w:type="dxa" w:w="4986"/>
+          </w:tcPr>
+          <w:p>
+            <w:r>
+              <w:rPr>
+                <w:b/>
+              </w:rPr>
+              <w:t>Důležitost</w:t>
+            </w:r>
+          </w:p>
+        </w:tc>
+        <w:tc>
+          <w:tcPr>
+            <w:tcW w:type="dxa" w:w="4986"/>
+            <w:shd w:fill="FFF9C4"/>
+          </w:tcPr>
+          <w:p>
+            <w:r>
+              <w:rPr>
+                <w:b/>
+              </w:rPr>
+              <w:t>STŘEDNĚ DŮLEŽITÉ</w:t>
+            </w:r>
+          </w:p>
+        </w:tc>
+      </w:tr>
+    </w:tbl>
+    <w:p>
+      <w:r>
+        <w:rPr>
+          <w:b/>
+        </w:rPr>
+        <w:t>O co jde:</w:t>
+      </w:r>
+    </w:p>
+    <w:p>
+      <w:r>
+        <w:t>TZ ARS dům (text): 'V soklové části XPS + obklad z cihelného obkladu'. Skladba S03 + Řez A-A (S03b -0.200/-0.975) + pohledy (materiál C) uvádějí sanační Styrcon 200 + keramický obklad. Je to JEDEN sokl. ROZHODNUTO investorem: platí VÝKRES (Styrcon sanační + keramický). HSV7.003 (TZ varianta XPS+cihelný) odstraněn — jinak dvojí obklad (cihelný 13.5 + keramický 23 = 36.5 m² na soklu ~23 m²). Plocha S03 soklu 23 m² je obvod×výška BEZ řadovka faktoru — má být ×0.7 (≈16 m²).</w:t>
+      </w:r>
+    </w:p>
+    <w:p>
+      <w:r>
+        <w:rPr>
+          <w:b/>
+        </w:rPr>
+        <w:t>Co je třeba:</w:t>
+      </w:r>
+    </w:p>
+    <w:p>
+      <w:r>
+        <w:t>Projektante: potvrďte sokl = sanační Styrcon 200 + keramický obklad (výkres), NE XPS + cihelný (TZ ARS text). + délka soklu (řadovka): plocha ≈16 nebo 23 m²?</w:t>
+      </w:r>
+    </w:p>
+    <w:p>
+      <w:r>
+        <w:rPr>
+          <w:b/>
+        </w:rPr>
+        <w:t>Co prozatím máme (předpoklad pro výpočet):</w:t>
+      </w:r>
+    </w:p>
+    <w:p>
+      <w:r>
+        <w:t>Aplikován výkres S03 (Styrcon 200 sanační + keramický obklad). HSV7.003 (XPS+cihelný) odstraněn. Omítka HSV7.006 snížena 290.2→276.7 (sokl není omítka).</w:t>
+      </w:r>
+    </w:p>
+    <w:p>
+      <w:r>
+        <w:rPr>
+          <w:b/>
+        </w:rPr>
+        <w:t>Vliv na rozpočet:</w:t>
+      </w:r>
+    </w:p>
+    <w:p>
+      <w:r>
+        <w:t>Dotčené práce: HSV7.007/008/009 sokl S03 (Styrcon+keramický); HSV6.018 demontáž obkladu</w:t>
+      </w:r>
+    </w:p>
+    <w:p/>
+    <w:p>
       <w:r>
         <w:br w:type="page"/>
       </w:r>

--- a/test-data/RD_Jachymov_dum/outputs/Otazky_pro_Karla_a_projektanty_2026-05-29.docx
+++ b/test-data/RD_Jachymov_dum/outputs/Otazky_pro_Karla_a_projektanty_2026-05-29.docx
@@ -160,7 +160,7 @@
     </w:p>
     <w:p>
       <w:r>
-        <w:t>Tento dokument obsahuje 31 otázek, které je třeba vyřešit s projektanty před cenovou kalkulací konkrétními řemesly a před zahájením realizace.</w:t>
+        <w:t>Tento dokument obsahuje 34 otázek, které je třeba vyřešit s projektanty před cenovou kalkulací konkrétními řemesly a před zahájením realizace.</w:t>
         <w:br/>
         <w:br/>
         <w:t>Každá otázka má uvedeno: kdo má odpovědět, co je třeba zjistit, jaký předpoklad jsme prozatím použili pro výpočet, a jak odpověď ovlivní rozpočet.</w:t>
@@ -2290,6 +2290,192 @@
           </w:p>
         </w:tc>
       </w:tr>
+      <w:tr>
+        <w:tc>
+          <w:tcPr>
+            <w:tcW w:type="dxa" w:w="2493"/>
+            <w:vAlign w:val="center"/>
+          </w:tcPr>
+          <w:p>
+            <w:pPr>
+              <w:jc w:val="center"/>
+            </w:pPr>
+            <w:r>
+              <w:rPr>
+                <w:sz w:val="18"/>
+              </w:rPr>
+              <w:t>36</w:t>
+            </w:r>
+          </w:p>
+        </w:tc>
+        <w:tc>
+          <w:tcPr>
+            <w:tcW w:type="dxa" w:w="2493"/>
+            <w:vAlign w:val="center"/>
+          </w:tcPr>
+          <w:p>
+            <w:r>
+              <w:rPr>
+                <w:sz w:val="18"/>
+              </w:rPr>
+              <w:t>Projektant (SMASH / TeAnau / TUSPO) nebo investor — viz akce</w:t>
+            </w:r>
+          </w:p>
+        </w:tc>
+        <w:tc>
+          <w:tcPr>
+            <w:tcW w:type="dxa" w:w="2493"/>
+            <w:vAlign w:val="center"/>
+          </w:tcPr>
+          <w:p>
+            <w:r>
+              <w:rPr>
+                <w:sz w:val="18"/>
+              </w:rPr>
+              <w:t>Zásyp za prefa opěrnou stěnou S04 — materiál neuveden v legendě</w:t>
+            </w:r>
+          </w:p>
+        </w:tc>
+        <w:tc>
+          <w:tcPr>
+            <w:tcW w:type="dxa" w:w="2493"/>
+            <w:shd w:fill="FFF9C4"/>
+            <w:vAlign w:val="center"/>
+          </w:tcPr>
+          <w:p>
+            <w:r>
+              <w:rPr>
+                <w:sz w:val="18"/>
+              </w:rPr>
+              <w:t>STŘEDNĚ DŮLEŽITÉ</w:t>
+            </w:r>
+          </w:p>
+        </w:tc>
+      </w:tr>
+      <w:tr>
+        <w:tc>
+          <w:tcPr>
+            <w:tcW w:type="dxa" w:w="2493"/>
+            <w:vAlign w:val="center"/>
+          </w:tcPr>
+          <w:p>
+            <w:pPr>
+              <w:jc w:val="center"/>
+            </w:pPr>
+            <w:r>
+              <w:rPr>
+                <w:sz w:val="18"/>
+              </w:rPr>
+              <w:t>37</w:t>
+            </w:r>
+          </w:p>
+        </w:tc>
+        <w:tc>
+          <w:tcPr>
+            <w:tcW w:type="dxa" w:w="2493"/>
+            <w:vAlign w:val="center"/>
+          </w:tcPr>
+          <w:p>
+            <w:r>
+              <w:rPr>
+                <w:sz w:val="18"/>
+              </w:rPr>
+              <w:t>Projektant (SMASH / TeAnau / TUSPO) nebo investor — viz akce</w:t>
+            </w:r>
+          </w:p>
+        </w:tc>
+        <w:tc>
+          <w:tcPr>
+            <w:tcW w:type="dxa" w:w="2493"/>
+            <w:vAlign w:val="center"/>
+          </w:tcPr>
+          <w:p>
+            <w:r>
+              <w:rPr>
+                <w:sz w:val="18"/>
+              </w:rPr>
+              <w:t>Oplocení (plot) u vjezdu — materiál + délka</w:t>
+            </w:r>
+          </w:p>
+        </w:tc>
+        <w:tc>
+          <w:tcPr>
+            <w:tcW w:type="dxa" w:w="2493"/>
+            <w:shd w:fill="FFF9C4"/>
+            <w:vAlign w:val="center"/>
+          </w:tcPr>
+          <w:p>
+            <w:r>
+              <w:rPr>
+                <w:sz w:val="18"/>
+              </w:rPr>
+              <w:t>STŘEDNĚ DŮLEŽITÉ</w:t>
+            </w:r>
+          </w:p>
+        </w:tc>
+      </w:tr>
+      <w:tr>
+        <w:tc>
+          <w:tcPr>
+            <w:tcW w:type="dxa" w:w="2493"/>
+            <w:vAlign w:val="center"/>
+          </w:tcPr>
+          <w:p>
+            <w:pPr>
+              <w:jc w:val="center"/>
+            </w:pPr>
+            <w:r>
+              <w:rPr>
+                <w:sz w:val="18"/>
+              </w:rPr>
+              <w:t>38</w:t>
+            </w:r>
+          </w:p>
+        </w:tc>
+        <w:tc>
+          <w:tcPr>
+            <w:tcW w:type="dxa" w:w="2493"/>
+            <w:vAlign w:val="center"/>
+          </w:tcPr>
+          <w:p>
+            <w:r>
+              <w:rPr>
+                <w:sz w:val="18"/>
+              </w:rPr>
+              <w:t>Projektant (SMASH / TeAnau / TUSPO) nebo investor — viz akce</w:t>
+            </w:r>
+          </w:p>
+        </w:tc>
+        <w:tc>
+          <w:tcPr>
+            <w:tcW w:type="dxa" w:w="2493"/>
+            <w:vAlign w:val="center"/>
+          </w:tcPr>
+          <w:p>
+            <w:r>
+              <w:rPr>
+                <w:sz w:val="18"/>
+              </w:rPr>
+              <w:t>Zábradlí stání 1.0 m — materiál</w:t>
+            </w:r>
+          </w:p>
+        </w:tc>
+        <w:tc>
+          <w:tcPr>
+            <w:tcW w:type="dxa" w:w="2493"/>
+            <w:shd w:fill="FFF9C4"/>
+            <w:vAlign w:val="center"/>
+          </w:tcPr>
+          <w:p>
+            <w:r>
+              <w:rPr>
+                <w:sz w:val="18"/>
+              </w:rPr>
+              <w:t>STŘEDNĚ DŮLEŽITÉ</w:t>
+            </w:r>
+          </w:p>
+        </w:tc>
+      </w:tr>
     </w:tbl>
     <w:p>
       <w:r>
@@ -6356,6 +6542,384 @@
     <w:p>
       <w:r>
         <w:t>Dotčené práce: HSV7.007/008/009 sokl S03 (Styrcon+keramický); HSV6.018 demontáž obkladu</w:t>
+      </w:r>
+    </w:p>
+    <w:p/>
+    <w:p>
+      <w:pPr>
+        <w:pStyle w:val="Heading2"/>
+      </w:pPr>
+      <w:r>
+        <w:t>Otázka č. 36:  Zásyp za prefa opěrnou stěnou S04 — materiál neuveden v legendě</w:t>
+      </w:r>
+    </w:p>
+    <w:tbl>
+      <w:tblPr>
+        <w:tblStyle w:val="LightList-Accent1"/>
+        <w:tblW w:type="auto" w:w="0"/>
+        <w:tblLook w:firstColumn="1" w:firstRow="1" w:lastColumn="0" w:lastRow="0" w:noHBand="0" w:noVBand="1" w:val="04A0"/>
+      </w:tblPr>
+      <w:tblGrid>
+        <w:gridCol w:w="4986"/>
+        <w:gridCol w:w="4986"/>
+      </w:tblGrid>
+      <w:tr>
+        <w:tc>
+          <w:tcPr>
+            <w:tcW w:type="dxa" w:w="4986"/>
+          </w:tcPr>
+          <w:p>
+            <w:r>
+              <w:rPr>
+                <w:b/>
+              </w:rPr>
+              <w:t>Komu</w:t>
+            </w:r>
+          </w:p>
+        </w:tc>
+        <w:tc>
+          <w:tcPr>
+            <w:tcW w:type="dxa" w:w="4986"/>
+          </w:tcPr>
+          <w:p>
+            <w:r>
+              <w:t>Projektant (SMASH / TeAnau / TUSPO) nebo investor — viz akce</w:t>
+            </w:r>
+          </w:p>
+        </w:tc>
+      </w:tr>
+      <w:tr>
+        <w:tc>
+          <w:tcPr>
+            <w:tcW w:type="dxa" w:w="4986"/>
+          </w:tcPr>
+          <w:p>
+            <w:r>
+              <w:rPr>
+                <w:b/>
+              </w:rPr>
+              <w:t>Důležitost</w:t>
+            </w:r>
+          </w:p>
+        </w:tc>
+        <w:tc>
+          <w:tcPr>
+            <w:tcW w:type="dxa" w:w="4986"/>
+            <w:shd w:fill="FFF9C4"/>
+          </w:tcPr>
+          <w:p>
+            <w:r>
+              <w:rPr>
+                <w:b/>
+              </w:rPr>
+              <w:t>STŘEDNĚ DŮLEŽITÉ</w:t>
+            </w:r>
+          </w:p>
+        </w:tc>
+      </w:tr>
+    </w:tbl>
+    <w:p>
+      <w:r>
+        <w:rPr>
+          <w:b/>
+        </w:rPr>
+        <w:t>O co jde:</w:t>
+      </w:r>
+    </w:p>
+    <w:p>
+      <w:r>
+        <w:t>Řez A-A: za prefa stěnou S04 klín zásypu ~3.61 m² × 6.5 m = 23.5 m³. Legenda materiálů neuvádí, čím se zasypává (rostlá zemina / štěrkopísek / jiné).</w:t>
+      </w:r>
+    </w:p>
+    <w:p>
+      <w:r>
+        <w:rPr>
+          <w:b/>
+        </w:rPr>
+        <w:t>Co je třeba:</w:t>
+      </w:r>
+    </w:p>
+    <w:p>
+      <w:r>
+        <w:t>Projektante: čím se provádí zásyp za opěrnou stěnou S04? (zemina / štěrkopísek / drť)</w:t>
+      </w:r>
+    </w:p>
+    <w:p>
+      <w:r>
+        <w:rPr>
+          <w:b/>
+        </w:rPr>
+        <w:t>Co prozatím máme (předpoklad pro výpočet):</w:t>
+      </w:r>
+    </w:p>
+    <w:p>
+      <w:r>
+        <w:t>Položka zařazena s objemem 23.5 m³, materiál jako zemina (174101101) provizorně.</w:t>
+      </w:r>
+    </w:p>
+    <w:p>
+      <w:r>
+        <w:rPr>
+          <w:b/>
+        </w:rPr>
+        <w:t>Vliv na rozpočet:</w:t>
+      </w:r>
+    </w:p>
+    <w:p>
+      <w:r>
+        <w:t>Dotčené práce: 260217_sklad.HSV1.008</w:t>
+      </w:r>
+    </w:p>
+    <w:p/>
+    <w:p>
+      <w:pPr>
+        <w:pStyle w:val="Heading2"/>
+      </w:pPr>
+      <w:r>
+        <w:t>Otázka č. 37:  Oplocení (plot) u vjezdu — materiál + délka</w:t>
+      </w:r>
+    </w:p>
+    <w:tbl>
+      <w:tblPr>
+        <w:tblStyle w:val="LightList-Accent1"/>
+        <w:tblW w:type="auto" w:w="0"/>
+        <w:tblLook w:firstColumn="1" w:firstRow="1" w:lastColumn="0" w:lastRow="0" w:noHBand="0" w:noVBand="1" w:val="04A0"/>
+      </w:tblPr>
+      <w:tblGrid>
+        <w:gridCol w:w="4986"/>
+        <w:gridCol w:w="4986"/>
+      </w:tblGrid>
+      <w:tr>
+        <w:tc>
+          <w:tcPr>
+            <w:tcW w:type="dxa" w:w="4986"/>
+          </w:tcPr>
+          <w:p>
+            <w:r>
+              <w:rPr>
+                <w:b/>
+              </w:rPr>
+              <w:t>Komu</w:t>
+            </w:r>
+          </w:p>
+        </w:tc>
+        <w:tc>
+          <w:tcPr>
+            <w:tcW w:type="dxa" w:w="4986"/>
+          </w:tcPr>
+          <w:p>
+            <w:r>
+              <w:t>Projektant (SMASH / TeAnau / TUSPO) nebo investor — viz akce</w:t>
+            </w:r>
+          </w:p>
+        </w:tc>
+      </w:tr>
+      <w:tr>
+        <w:tc>
+          <w:tcPr>
+            <w:tcW w:type="dxa" w:w="4986"/>
+          </w:tcPr>
+          <w:p>
+            <w:r>
+              <w:rPr>
+                <w:b/>
+              </w:rPr>
+              <w:t>Důležitost</w:t>
+            </w:r>
+          </w:p>
+        </w:tc>
+        <w:tc>
+          <w:tcPr>
+            <w:tcW w:type="dxa" w:w="4986"/>
+            <w:shd w:fill="FFF9C4"/>
+          </w:tcPr>
+          <w:p>
+            <w:r>
+              <w:rPr>
+                <w:b/>
+              </w:rPr>
+              <w:t>STŘEDNĚ DŮLEŽITÉ</w:t>
+            </w:r>
+          </w:p>
+        </w:tc>
+      </w:tr>
+    </w:tbl>
+    <w:p>
+      <w:r>
+        <w:rPr>
+          <w:b/>
+        </w:rPr>
+        <w:t>O co jde:</w:t>
+      </w:r>
+    </w:p>
+    <w:p>
+      <w:r>
+        <w:t>D.1.1.01: plot u vjezdu. Délka odhad 7775−4000 (vrata) = 3.8 bm. Materiál (kov/dřevo/pletivo) ani výška v legendě neuvedeny. Sloupek u vrat v PD nerozkreslen.</w:t>
+      </w:r>
+    </w:p>
+    <w:p>
+      <w:r>
+        <w:rPr>
+          <w:b/>
+        </w:rPr>
+        <w:t>Co je třeba:</w:t>
+      </w:r>
+    </w:p>
+    <w:p>
+      <w:r>
+        <w:t>Projektante: materiál + výška + přesná délka oplocení u vjezdu? + specifikace sloupku u vrat?</w:t>
+      </w:r>
+    </w:p>
+    <w:p>
+      <w:r>
+        <w:rPr>
+          <w:b/>
+        </w:rPr>
+        <w:t>Co prozatím máme (předpoklad pro výpočet):</w:t>
+      </w:r>
+    </w:p>
+    <w:p>
+      <w:r>
+        <w:t>Položka zařazena 3.8 bm, materiál OVĚŘIT.</w:t>
+      </w:r>
+    </w:p>
+    <w:p>
+      <w:r>
+        <w:rPr>
+          <w:b/>
+        </w:rPr>
+        <w:t>Vliv na rozpočet:</w:t>
+      </w:r>
+    </w:p>
+    <w:p>
+      <w:r>
+        <w:t>Dotčené práce: 260217_sklad.PSV76.003</w:t>
+      </w:r>
+    </w:p>
+    <w:p/>
+    <w:p>
+      <w:pPr>
+        <w:pStyle w:val="Heading2"/>
+      </w:pPr>
+      <w:r>
+        <w:t>Otázka č. 38:  Zábradlí stání 1.0 m — materiál</w:t>
+      </w:r>
+    </w:p>
+    <w:tbl>
+      <w:tblPr>
+        <w:tblStyle w:val="LightList-Accent1"/>
+        <w:tblW w:type="auto" w:w="0"/>
+        <w:tblLook w:firstColumn="1" w:firstRow="1" w:lastColumn="0" w:lastRow="0" w:noHBand="0" w:noVBand="1" w:val="04A0"/>
+      </w:tblPr>
+      <w:tblGrid>
+        <w:gridCol w:w="4986"/>
+        <w:gridCol w:w="4986"/>
+      </w:tblGrid>
+      <w:tr>
+        <w:tc>
+          <w:tcPr>
+            <w:tcW w:type="dxa" w:w="4986"/>
+          </w:tcPr>
+          <w:p>
+            <w:r>
+              <w:rPr>
+                <w:b/>
+              </w:rPr>
+              <w:t>Komu</w:t>
+            </w:r>
+          </w:p>
+        </w:tc>
+        <w:tc>
+          <w:tcPr>
+            <w:tcW w:type="dxa" w:w="4986"/>
+          </w:tcPr>
+          <w:p>
+            <w:r>
+              <w:t>Projektant (SMASH / TeAnau / TUSPO) nebo investor — viz akce</w:t>
+            </w:r>
+          </w:p>
+        </w:tc>
+      </w:tr>
+      <w:tr>
+        <w:tc>
+          <w:tcPr>
+            <w:tcW w:type="dxa" w:w="4986"/>
+          </w:tcPr>
+          <w:p>
+            <w:r>
+              <w:rPr>
+                <w:b/>
+              </w:rPr>
+              <w:t>Důležitost</w:t>
+            </w:r>
+          </w:p>
+        </w:tc>
+        <w:tc>
+          <w:tcPr>
+            <w:tcW w:type="dxa" w:w="4986"/>
+            <w:shd w:fill="FFF9C4"/>
+          </w:tcPr>
+          <w:p>
+            <w:r>
+              <w:rPr>
+                <w:b/>
+              </w:rPr>
+              <w:t>STŘEDNĚ DŮLEŽITÉ</w:t>
+            </w:r>
+          </w:p>
+        </w:tc>
+      </w:tr>
+    </w:tbl>
+    <w:p>
+      <w:r>
+        <w:rPr>
+          <w:b/>
+        </w:rPr>
+        <w:t>O co jde:</w:t>
+      </w:r>
+    </w:p>
+    <w:p>
+      <w:r>
+        <w:t>D.1.1.01: zábradlí v. 1.0 m kolem části stání ~18.5 bm. Materiál (ocel/dřevo) neuveden.</w:t>
+      </w:r>
+    </w:p>
+    <w:p>
+      <w:r>
+        <w:rPr>
+          <w:b/>
+        </w:rPr>
+        <w:t>Co je třeba:</w:t>
+      </w:r>
+    </w:p>
+    <w:p>
+      <w:r>
+        <w:t>Projektante: materiál + provedení zábradlí stání (1.0 m)?</w:t>
+      </w:r>
+    </w:p>
+    <w:p>
+      <w:r>
+        <w:rPr>
+          <w:b/>
+        </w:rPr>
+        <w:t>Co prozatím máme (předpoklad pro výpočet):</w:t>
+      </w:r>
+    </w:p>
+    <w:p>
+      <w:r>
+        <w:t>Položka zařazena 18.5 bm, materiál OVĚŘIT.</w:t>
+      </w:r>
+    </w:p>
+    <w:p>
+      <w:r>
+        <w:rPr>
+          <w:b/>
+        </w:rPr>
+        <w:t>Vliv na rozpočet:</w:t>
+      </w:r>
+    </w:p>
+    <w:p>
+      <w:r>
+        <w:t>Dotčené práce: 260217_sklad.PSV76.004</w:t>
       </w:r>
     </w:p>
     <w:p/>

--- a/test-data/RD_Jachymov_dum/outputs/Otazky_pro_Karla_a_projektanty_2026-05-29.docx
+++ b/test-data/RD_Jachymov_dum/outputs/Otazky_pro_Karla_a_projektanty_2026-05-29.docx
@@ -160,7 +160,7 @@
     </w:p>
     <w:p>
       <w:r>
-        <w:t>Tento dokument obsahuje 34 otázek, které je třeba vyřešit s projektanty před cenovou kalkulací konkrétními řemesly a před zahájením realizace.</w:t>
+        <w:t>Tento dokument obsahuje 37 otázek, které je třeba vyřešit s projektanty před cenovou kalkulací konkrétními řemesly a před zahájením realizace.</w:t>
         <w:br/>
         <w:br/>
         <w:t>Každá otázka má uvedeno: kdo má odpovědět, co je třeba zjistit, jaký předpoklad jsme prozatím použili pro výpočet, a jak odpověď ovlivní rozpočet.</w:t>
@@ -2457,6 +2457,192 @@
                 <w:sz w:val="18"/>
               </w:rPr>
               <w:t>Zábradlí stání 1.0 m — materiál</w:t>
+            </w:r>
+          </w:p>
+        </w:tc>
+        <w:tc>
+          <w:tcPr>
+            <w:tcW w:type="dxa" w:w="2493"/>
+            <w:shd w:fill="FFF9C4"/>
+            <w:vAlign w:val="center"/>
+          </w:tcPr>
+          <w:p>
+            <w:r>
+              <w:rPr>
+                <w:sz w:val="18"/>
+              </w:rPr>
+              <w:t>STŘEDNĚ DŮLEŽITÉ</w:t>
+            </w:r>
+          </w:p>
+        </w:tc>
+      </w:tr>
+      <w:tr>
+        <w:tc>
+          <w:tcPr>
+            <w:tcW w:type="dxa" w:w="2493"/>
+            <w:vAlign w:val="center"/>
+          </w:tcPr>
+          <w:p>
+            <w:pPr>
+              <w:jc w:val="center"/>
+            </w:pPr>
+            <w:r>
+              <w:rPr>
+                <w:sz w:val="18"/>
+              </w:rPr>
+              <w:t>39</w:t>
+            </w:r>
+          </w:p>
+        </w:tc>
+        <w:tc>
+          <w:tcPr>
+            <w:tcW w:type="dxa" w:w="2493"/>
+            <w:vAlign w:val="center"/>
+          </w:tcPr>
+          <w:p>
+            <w:r>
+              <w:rPr>
+                <w:sz w:val="18"/>
+              </w:rPr>
+              <w:t>Projektant (SMASH / TeAnau / TUSPO) nebo investor — viz akce</w:t>
+            </w:r>
+          </w:p>
+        </w:tc>
+        <w:tc>
+          <w:tcPr>
+            <w:tcW w:type="dxa" w:w="2493"/>
+            <w:vAlign w:val="center"/>
+          </w:tcPr>
+          <w:p>
+            <w:r>
+              <w:rPr>
+                <w:sz w:val="18"/>
+              </w:rPr>
+              <w:t>Trubky u pasů — účel (drenáž vs odvětrání radonu) + Ø</w:t>
+            </w:r>
+          </w:p>
+        </w:tc>
+        <w:tc>
+          <w:tcPr>
+            <w:tcW w:type="dxa" w:w="2493"/>
+            <w:shd w:fill="FFF9C4"/>
+            <w:vAlign w:val="center"/>
+          </w:tcPr>
+          <w:p>
+            <w:r>
+              <w:rPr>
+                <w:sz w:val="18"/>
+              </w:rPr>
+              <w:t>STŘEDNĚ DŮLEŽITÉ</w:t>
+            </w:r>
+          </w:p>
+        </w:tc>
+      </w:tr>
+      <w:tr>
+        <w:tc>
+          <w:tcPr>
+            <w:tcW w:type="dxa" w:w="2493"/>
+            <w:vAlign w:val="center"/>
+          </w:tcPr>
+          <w:p>
+            <w:pPr>
+              <w:jc w:val="center"/>
+            </w:pPr>
+            <w:r>
+              <w:rPr>
+                <w:sz w:val="18"/>
+              </w:rPr>
+              <w:t>40</w:t>
+            </w:r>
+          </w:p>
+        </w:tc>
+        <w:tc>
+          <w:tcPr>
+            <w:tcW w:type="dxa" w:w="2493"/>
+            <w:vAlign w:val="center"/>
+          </w:tcPr>
+          <w:p>
+            <w:r>
+              <w:rPr>
+                <w:sz w:val="18"/>
+              </w:rPr>
+              <w:t>Projektant (SMASH / TeAnau / TUSPO) nebo investor — viz akce</w:t>
+            </w:r>
+          </w:p>
+        </w:tc>
+        <w:tc>
+          <w:tcPr>
+            <w:tcW w:type="dxa" w:w="2493"/>
+            <w:vAlign w:val="center"/>
+          </w:tcPr>
+          <w:p>
+            <w:r>
+              <w:rPr>
+                <w:sz w:val="18"/>
+              </w:rPr>
+              <w:t>Dveřní otvor sklad — výška</w:t>
+            </w:r>
+          </w:p>
+        </w:tc>
+        <w:tc>
+          <w:tcPr>
+            <w:tcW w:type="dxa" w:w="2493"/>
+            <w:shd w:fill="FFF9C4"/>
+            <w:vAlign w:val="center"/>
+          </w:tcPr>
+          <w:p>
+            <w:r>
+              <w:rPr>
+                <w:sz w:val="18"/>
+              </w:rPr>
+              <w:t>STŘEDNĚ DŮLEŽITÉ</w:t>
+            </w:r>
+          </w:p>
+        </w:tc>
+      </w:tr>
+      <w:tr>
+        <w:tc>
+          <w:tcPr>
+            <w:tcW w:type="dxa" w:w="2493"/>
+            <w:vAlign w:val="center"/>
+          </w:tcPr>
+          <w:p>
+            <w:pPr>
+              <w:jc w:val="center"/>
+            </w:pPr>
+            <w:r>
+              <w:rPr>
+                <w:sz w:val="18"/>
+              </w:rPr>
+              <w:t>41</w:t>
+            </w:r>
+          </w:p>
+        </w:tc>
+        <w:tc>
+          <w:tcPr>
+            <w:tcW w:type="dxa" w:w="2493"/>
+            <w:vAlign w:val="center"/>
+          </w:tcPr>
+          <w:p>
+            <w:r>
+              <w:rPr>
+                <w:sz w:val="18"/>
+              </w:rPr>
+              <w:t>Projektant (SMASH / TeAnau / TUSPO) nebo investor — viz akce</w:t>
+            </w:r>
+          </w:p>
+        </w:tc>
+        <w:tc>
+          <w:tcPr>
+            <w:tcW w:type="dxa" w:w="2493"/>
+            <w:vAlign w:val="center"/>
+          </w:tcPr>
+          <w:p>
+            <w:r>
+              <w:rPr>
+                <w:sz w:val="18"/>
+              </w:rPr>
+              <w:t>Schodiště S05 — komplet prefa s podestou vs rozložit na vrstvy</w:t>
             </w:r>
           </w:p>
         </w:tc>
@@ -6920,6 +7106,384 @@
     <w:p>
       <w:r>
         <w:t>Dotčené práce: 260217_sklad.PSV76.004</w:t>
+      </w:r>
+    </w:p>
+    <w:p/>
+    <w:p>
+      <w:pPr>
+        <w:pStyle w:val="Heading2"/>
+      </w:pPr>
+      <w:r>
+        <w:t>Otázka č. 39:  Trubky u pasů — účel (drenáž vs odvětrání radonu) + Ø</w:t>
+      </w:r>
+    </w:p>
+    <w:tbl>
+      <w:tblPr>
+        <w:tblStyle w:val="LightList-Accent1"/>
+        <w:tblW w:type="auto" w:w="0"/>
+        <w:tblLook w:firstColumn="1" w:firstRow="1" w:lastColumn="0" w:lastRow="0" w:noHBand="0" w:noVBand="1" w:val="04A0"/>
+      </w:tblPr>
+      <w:tblGrid>
+        <w:gridCol w:w="4986"/>
+        <w:gridCol w:w="4986"/>
+      </w:tblGrid>
+      <w:tr>
+        <w:tc>
+          <w:tcPr>
+            <w:tcW w:type="dxa" w:w="4986"/>
+          </w:tcPr>
+          <w:p>
+            <w:r>
+              <w:rPr>
+                <w:b/>
+              </w:rPr>
+              <w:t>Komu</w:t>
+            </w:r>
+          </w:p>
+        </w:tc>
+        <w:tc>
+          <w:tcPr>
+            <w:tcW w:type="dxa" w:w="4986"/>
+          </w:tcPr>
+          <w:p>
+            <w:r>
+              <w:t>Projektant (SMASH / TeAnau / TUSPO) nebo investor — viz akce</w:t>
+            </w:r>
+          </w:p>
+        </w:tc>
+      </w:tr>
+      <w:tr>
+        <w:tc>
+          <w:tcPr>
+            <w:tcW w:type="dxa" w:w="4986"/>
+          </w:tcPr>
+          <w:p>
+            <w:r>
+              <w:rPr>
+                <w:b/>
+              </w:rPr>
+              <w:t>Důležitost</w:t>
+            </w:r>
+          </w:p>
+        </w:tc>
+        <w:tc>
+          <w:tcPr>
+            <w:tcW w:type="dxa" w:w="4986"/>
+            <w:shd w:fill="FFF9C4"/>
+          </w:tcPr>
+          <w:p>
+            <w:r>
+              <w:rPr>
+                <w:b/>
+              </w:rPr>
+              <w:t>STŘEDNĚ DŮLEŽITÉ</w:t>
+            </w:r>
+          </w:p>
+        </w:tc>
+      </w:tr>
+    </w:tbl>
+    <w:p>
+      <w:r>
+        <w:rPr>
+          <w:b/>
+        </w:rPr>
+        <w:t>O co jde:</w:t>
+      </w:r>
+    </w:p>
+    <w:p>
+      <w:r>
+        <w:t>Řez: 2 trubky v štěrkovém obsypu podél pasů (Ø~150 × 6.35 m a Ø120-130 × 6.01 m). V legendě ani popisu NEuvedeno, zda drenáž nebo odvětrání radonu, ani přesný Ø.</w:t>
+      </w:r>
+    </w:p>
+    <w:p>
+      <w:r>
+        <w:rPr>
+          <w:b/>
+        </w:rPr>
+        <w:t>Co je třeba:</w:t>
+      </w:r>
+    </w:p>
+    <w:p>
+      <w:r>
+        <w:t>Projektante: trubky u pasů = drenáž NEBO odvětrání radonu? + jmenovitý Ø + materiál (PVC/PE flexi)?</w:t>
+      </w:r>
+    </w:p>
+    <w:p>
+      <w:r>
+        <w:rPr>
+          <w:b/>
+        </w:rPr>
+        <w:t>Co prozatím máme (předpoklad pro výpočet):</w:t>
+      </w:r>
+    </w:p>
+    <w:p>
+      <w:r>
+        <w:t>Položky zařazeny s geometrií z řezu, účel jako drenáž/radon provizorně.</w:t>
+      </w:r>
+    </w:p>
+    <w:p>
+      <w:r>
+        <w:rPr>
+          <w:b/>
+        </w:rPr>
+        <w:t>Vliv na rozpočet:</w:t>
+      </w:r>
+    </w:p>
+    <w:p>
+      <w:r>
+        <w:t>Dotčené práce: 260217_sklad.HSV1.009; 260217_sklad.HSV1.010</w:t>
+      </w:r>
+    </w:p>
+    <w:p/>
+    <w:p>
+      <w:pPr>
+        <w:pStyle w:val="Heading2"/>
+      </w:pPr>
+      <w:r>
+        <w:t>Otázka č. 40:  Dveřní otvor sklad — výška</w:t>
+      </w:r>
+    </w:p>
+    <w:tbl>
+      <w:tblPr>
+        <w:tblStyle w:val="LightList-Accent1"/>
+        <w:tblW w:type="auto" w:w="0"/>
+        <w:tblLook w:firstColumn="1" w:firstRow="1" w:lastColumn="0" w:lastRow="0" w:noHBand="0" w:noVBand="1" w:val="04A0"/>
+      </w:tblPr>
+      <w:tblGrid>
+        <w:gridCol w:w="4986"/>
+        <w:gridCol w:w="4986"/>
+      </w:tblGrid>
+      <w:tr>
+        <w:tc>
+          <w:tcPr>
+            <w:tcW w:type="dxa" w:w="4986"/>
+          </w:tcPr>
+          <w:p>
+            <w:r>
+              <w:rPr>
+                <w:b/>
+              </w:rPr>
+              <w:t>Komu</w:t>
+            </w:r>
+          </w:p>
+        </w:tc>
+        <w:tc>
+          <w:tcPr>
+            <w:tcW w:type="dxa" w:w="4986"/>
+          </w:tcPr>
+          <w:p>
+            <w:r>
+              <w:t>Projektant (SMASH / TeAnau / TUSPO) nebo investor — viz akce</w:t>
+            </w:r>
+          </w:p>
+        </w:tc>
+      </w:tr>
+      <w:tr>
+        <w:tc>
+          <w:tcPr>
+            <w:tcW w:type="dxa" w:w="4986"/>
+          </w:tcPr>
+          <w:p>
+            <w:r>
+              <w:rPr>
+                <w:b/>
+              </w:rPr>
+              <w:t>Důležitost</w:t>
+            </w:r>
+          </w:p>
+        </w:tc>
+        <w:tc>
+          <w:tcPr>
+            <w:tcW w:type="dxa" w:w="4986"/>
+            <w:shd w:fill="FFF9C4"/>
+          </w:tcPr>
+          <w:p>
+            <w:r>
+              <w:rPr>
+                <w:b/>
+              </w:rPr>
+              <w:t>STŘEDNĚ DŮLEŽITÉ</w:t>
+            </w:r>
+          </w:p>
+        </w:tc>
+      </w:tr>
+    </w:tbl>
+    <w:p>
+      <w:r>
+        <w:rPr>
+          <w:b/>
+        </w:rPr>
+        <w:t>O co jde:</w:t>
+      </w:r>
+    </w:p>
+    <w:p>
+      <w:r>
+        <w:t>Plocha S03a tvárnic počítána s odečtem dveřního otvoru 1000 mm šířky; výška otvoru předpokládána 2000 mm (nepopsáno).</w:t>
+      </w:r>
+    </w:p>
+    <w:p>
+      <w:r>
+        <w:rPr>
+          <w:b/>
+        </w:rPr>
+        <w:t>Co je třeba:</w:t>
+      </w:r>
+    </w:p>
+    <w:p>
+      <w:r>
+        <w:t>Projektante: výška dveřního otvoru skladu (RC3 dveře)?</w:t>
+      </w:r>
+    </w:p>
+    <w:p>
+      <w:r>
+        <w:rPr>
+          <w:b/>
+        </w:rPr>
+        <w:t>Co prozatím máme (předpoklad pro výpočet):</w:t>
+      </w:r>
+    </w:p>
+    <w:p>
+      <w:r>
+        <w:t>Výška dveří 2000 mm provizorně.</w:t>
+      </w:r>
+    </w:p>
+    <w:p>
+      <w:r>
+        <w:rPr>
+          <w:b/>
+        </w:rPr>
+        <w:t>Vliv na rozpočet:</w:t>
+      </w:r>
+    </w:p>
+    <w:p>
+      <w:r>
+        <w:t>Dotčené práce: 260217_sklad.HSV3.002</w:t>
+      </w:r>
+    </w:p>
+    <w:p/>
+    <w:p>
+      <w:pPr>
+        <w:pStyle w:val="Heading2"/>
+      </w:pPr>
+      <w:r>
+        <w:t>Otázka č. 41:  Schodiště S05 — komplet prefa s podestou vs rozložit na vrstvy</w:t>
+      </w:r>
+    </w:p>
+    <w:tbl>
+      <w:tblPr>
+        <w:tblStyle w:val="LightList-Accent1"/>
+        <w:tblW w:type="auto" w:w="0"/>
+        <w:tblLook w:firstColumn="1" w:firstRow="1" w:lastColumn="0" w:lastRow="0" w:noHBand="0" w:noVBand="1" w:val="04A0"/>
+      </w:tblPr>
+      <w:tblGrid>
+        <w:gridCol w:w="4986"/>
+        <w:gridCol w:w="4986"/>
+      </w:tblGrid>
+      <w:tr>
+        <w:tc>
+          <w:tcPr>
+            <w:tcW w:type="dxa" w:w="4986"/>
+          </w:tcPr>
+          <w:p>
+            <w:r>
+              <w:rPr>
+                <w:b/>
+              </w:rPr>
+              <w:t>Komu</w:t>
+            </w:r>
+          </w:p>
+        </w:tc>
+        <w:tc>
+          <w:tcPr>
+            <w:tcW w:type="dxa" w:w="4986"/>
+          </w:tcPr>
+          <w:p>
+            <w:r>
+              <w:t>Projektant (SMASH / TeAnau / TUSPO) nebo investor — viz akce</w:t>
+            </w:r>
+          </w:p>
+        </w:tc>
+      </w:tr>
+      <w:tr>
+        <w:tc>
+          <w:tcPr>
+            <w:tcW w:type="dxa" w:w="4986"/>
+          </w:tcPr>
+          <w:p>
+            <w:r>
+              <w:rPr>
+                <w:b/>
+              </w:rPr>
+              <w:t>Důležitost</w:t>
+            </w:r>
+          </w:p>
+        </w:tc>
+        <w:tc>
+          <w:tcPr>
+            <w:tcW w:type="dxa" w:w="4986"/>
+            <w:shd w:fill="FFF9C4"/>
+          </w:tcPr>
+          <w:p>
+            <w:r>
+              <w:rPr>
+                <w:b/>
+              </w:rPr>
+              <w:t>STŘEDNĚ DŮLEŽITÉ</w:t>
+            </w:r>
+          </w:p>
+        </w:tc>
+      </w:tr>
+    </w:tbl>
+    <w:p>
+      <w:r>
+        <w:rPr>
+          <w:b/>
+        </w:rPr>
+        <w:t>O co jde:</w:t>
+      </w:r>
+    </w:p>
+    <w:p>
+      <w:r>
+        <w:t>Skladba S05: schod z betonového prefa bloku + kladecí vrstva zavlhlý beton + podkladní betonová deska. Rozloženo na 3 položky (HSV5.001 stupně + HSV5.008 deska + HSV5.009 lože). Alternativa: dodávka komplet prefa schodiště s podestou jako 1 ks.</w:t>
+      </w:r>
+    </w:p>
+    <w:p>
+      <w:r>
+        <w:rPr>
+          <w:b/>
+        </w:rPr>
+        <w:t>Co je třeba:</w:t>
+      </w:r>
+    </w:p>
+    <w:p>
+      <w:r>
+        <w:t>Projektante: schodiště S05 = monolit na místě (prefa stupně + lože + deska) NEBO dodávka komplet prefa schodiště s podestou?</w:t>
+      </w:r>
+    </w:p>
+    <w:p>
+      <w:r>
+        <w:rPr>
+          <w:b/>
+        </w:rPr>
+        <w:t>Co prozatím máme (předpoklad pro výpočet):</w:t>
+      </w:r>
+    </w:p>
+    <w:p>
+      <w:r>
+        <w:t>Rozloženo na 3 vrstvy dle skladby S05.</w:t>
+      </w:r>
+    </w:p>
+    <w:p>
+      <w:r>
+        <w:rPr>
+          <w:b/>
+        </w:rPr>
+        <w:t>Vliv na rozpočet:</w:t>
+      </w:r>
+    </w:p>
+    <w:p>
+      <w:r>
+        <w:t>Dotčené práce: 260217_sklad.HSV5.001; 260217_sklad.HSV5.008; 260217_sklad.HSV5.009</w:t>
       </w:r>
     </w:p>
     <w:p/>

--- a/test-data/RD_Jachymov_dum/outputs/Otazky_pro_Karla_a_projektanty_2026-05-29.docx
+++ b/test-data/RD_Jachymov_dum/outputs/Otazky_pro_Karla_a_projektanty_2026-05-29.docx
@@ -160,7 +160,7 @@
     </w:p>
     <w:p>
       <w:r>
-        <w:t>Tento dokument obsahuje 31 otázek, které je třeba vyřešit s projektanty před cenovou kalkulací konkrétními řemesly a před zahájením realizace.</w:t>
+        <w:t>Tento dokument obsahuje 37 otázek, které je třeba vyřešit s projektanty před cenovou kalkulací konkrétními řemesly a před zahájením realizace.</w:t>
         <w:br/>
         <w:br/>
         <w:t>Každá otázka má uvedeno: kdo má odpovědět, co je třeba zjistit, jaký předpoklad jsme prozatím použili pro výpočet, a jak odpověď ovlivní rozpočet.</w:t>
@@ -2271,6 +2271,378 @@
                 <w:sz w:val="18"/>
               </w:rPr>
               <w:t>Sokl — rozpor PD: TZ ARS (XPS + cihelný) vs výkres S03/pohledy (sanační Styrcon + keramický)</w:t>
+            </w:r>
+          </w:p>
+        </w:tc>
+        <w:tc>
+          <w:tcPr>
+            <w:tcW w:type="dxa" w:w="2493"/>
+            <w:shd w:fill="FFF9C4"/>
+            <w:vAlign w:val="center"/>
+          </w:tcPr>
+          <w:p>
+            <w:r>
+              <w:rPr>
+                <w:sz w:val="18"/>
+              </w:rPr>
+              <w:t>STŘEDNĚ DŮLEŽITÉ</w:t>
+            </w:r>
+          </w:p>
+        </w:tc>
+      </w:tr>
+      <w:tr>
+        <w:tc>
+          <w:tcPr>
+            <w:tcW w:type="dxa" w:w="2493"/>
+            <w:vAlign w:val="center"/>
+          </w:tcPr>
+          <w:p>
+            <w:pPr>
+              <w:jc w:val="center"/>
+            </w:pPr>
+            <w:r>
+              <w:rPr>
+                <w:sz w:val="18"/>
+              </w:rPr>
+              <w:t>36</w:t>
+            </w:r>
+          </w:p>
+        </w:tc>
+        <w:tc>
+          <w:tcPr>
+            <w:tcW w:type="dxa" w:w="2493"/>
+            <w:vAlign w:val="center"/>
+          </w:tcPr>
+          <w:p>
+            <w:r>
+              <w:rPr>
+                <w:sz w:val="18"/>
+              </w:rPr>
+              <w:t>Projektant (SMASH / TeAnau / TUSPO) nebo investor — viz akce</w:t>
+            </w:r>
+          </w:p>
+        </w:tc>
+        <w:tc>
+          <w:tcPr>
+            <w:tcW w:type="dxa" w:w="2493"/>
+            <w:vAlign w:val="center"/>
+          </w:tcPr>
+          <w:p>
+            <w:r>
+              <w:rPr>
+                <w:sz w:val="18"/>
+              </w:rPr>
+              <w:t>Zásyp za prefa opěrnou stěnou S04 — materiál neuveden v legendě</w:t>
+            </w:r>
+          </w:p>
+        </w:tc>
+        <w:tc>
+          <w:tcPr>
+            <w:tcW w:type="dxa" w:w="2493"/>
+            <w:shd w:fill="FFF9C4"/>
+            <w:vAlign w:val="center"/>
+          </w:tcPr>
+          <w:p>
+            <w:r>
+              <w:rPr>
+                <w:sz w:val="18"/>
+              </w:rPr>
+              <w:t>STŘEDNĚ DŮLEŽITÉ</w:t>
+            </w:r>
+          </w:p>
+        </w:tc>
+      </w:tr>
+      <w:tr>
+        <w:tc>
+          <w:tcPr>
+            <w:tcW w:type="dxa" w:w="2493"/>
+            <w:vAlign w:val="center"/>
+          </w:tcPr>
+          <w:p>
+            <w:pPr>
+              <w:jc w:val="center"/>
+            </w:pPr>
+            <w:r>
+              <w:rPr>
+                <w:sz w:val="18"/>
+              </w:rPr>
+              <w:t>37</w:t>
+            </w:r>
+          </w:p>
+        </w:tc>
+        <w:tc>
+          <w:tcPr>
+            <w:tcW w:type="dxa" w:w="2493"/>
+            <w:vAlign w:val="center"/>
+          </w:tcPr>
+          <w:p>
+            <w:r>
+              <w:rPr>
+                <w:sz w:val="18"/>
+              </w:rPr>
+              <w:t>Projektant (SMASH / TeAnau / TUSPO) nebo investor — viz akce</w:t>
+            </w:r>
+          </w:p>
+        </w:tc>
+        <w:tc>
+          <w:tcPr>
+            <w:tcW w:type="dxa" w:w="2493"/>
+            <w:vAlign w:val="center"/>
+          </w:tcPr>
+          <w:p>
+            <w:r>
+              <w:rPr>
+                <w:sz w:val="18"/>
+              </w:rPr>
+              <w:t>Oplocení (plot) u vjezdu — materiál + délka</w:t>
+            </w:r>
+          </w:p>
+        </w:tc>
+        <w:tc>
+          <w:tcPr>
+            <w:tcW w:type="dxa" w:w="2493"/>
+            <w:shd w:fill="FFF9C4"/>
+            <w:vAlign w:val="center"/>
+          </w:tcPr>
+          <w:p>
+            <w:r>
+              <w:rPr>
+                <w:sz w:val="18"/>
+              </w:rPr>
+              <w:t>STŘEDNĚ DŮLEŽITÉ</w:t>
+            </w:r>
+          </w:p>
+        </w:tc>
+      </w:tr>
+      <w:tr>
+        <w:tc>
+          <w:tcPr>
+            <w:tcW w:type="dxa" w:w="2493"/>
+            <w:vAlign w:val="center"/>
+          </w:tcPr>
+          <w:p>
+            <w:pPr>
+              <w:jc w:val="center"/>
+            </w:pPr>
+            <w:r>
+              <w:rPr>
+                <w:sz w:val="18"/>
+              </w:rPr>
+              <w:t>38</w:t>
+            </w:r>
+          </w:p>
+        </w:tc>
+        <w:tc>
+          <w:tcPr>
+            <w:tcW w:type="dxa" w:w="2493"/>
+            <w:vAlign w:val="center"/>
+          </w:tcPr>
+          <w:p>
+            <w:r>
+              <w:rPr>
+                <w:sz w:val="18"/>
+              </w:rPr>
+              <w:t>Projektant (SMASH / TeAnau / TUSPO) nebo investor — viz akce</w:t>
+            </w:r>
+          </w:p>
+        </w:tc>
+        <w:tc>
+          <w:tcPr>
+            <w:tcW w:type="dxa" w:w="2493"/>
+            <w:vAlign w:val="center"/>
+          </w:tcPr>
+          <w:p>
+            <w:r>
+              <w:rPr>
+                <w:sz w:val="18"/>
+              </w:rPr>
+              <w:t>Zábradlí stání 1.0 m — materiál</w:t>
+            </w:r>
+          </w:p>
+        </w:tc>
+        <w:tc>
+          <w:tcPr>
+            <w:tcW w:type="dxa" w:w="2493"/>
+            <w:shd w:fill="FFF9C4"/>
+            <w:vAlign w:val="center"/>
+          </w:tcPr>
+          <w:p>
+            <w:r>
+              <w:rPr>
+                <w:sz w:val="18"/>
+              </w:rPr>
+              <w:t>STŘEDNĚ DŮLEŽITÉ</w:t>
+            </w:r>
+          </w:p>
+        </w:tc>
+      </w:tr>
+      <w:tr>
+        <w:tc>
+          <w:tcPr>
+            <w:tcW w:type="dxa" w:w="2493"/>
+            <w:vAlign w:val="center"/>
+          </w:tcPr>
+          <w:p>
+            <w:pPr>
+              <w:jc w:val="center"/>
+            </w:pPr>
+            <w:r>
+              <w:rPr>
+                <w:sz w:val="18"/>
+              </w:rPr>
+              <w:t>39</w:t>
+            </w:r>
+          </w:p>
+        </w:tc>
+        <w:tc>
+          <w:tcPr>
+            <w:tcW w:type="dxa" w:w="2493"/>
+            <w:vAlign w:val="center"/>
+          </w:tcPr>
+          <w:p>
+            <w:r>
+              <w:rPr>
+                <w:sz w:val="18"/>
+              </w:rPr>
+              <w:t>Projektant (SMASH / TeAnau / TUSPO) nebo investor — viz akce</w:t>
+            </w:r>
+          </w:p>
+        </w:tc>
+        <w:tc>
+          <w:tcPr>
+            <w:tcW w:type="dxa" w:w="2493"/>
+            <w:vAlign w:val="center"/>
+          </w:tcPr>
+          <w:p>
+            <w:r>
+              <w:rPr>
+                <w:sz w:val="18"/>
+              </w:rPr>
+              <w:t>Trubky u pasů — účel (drenáž vs odvětrání radonu) + Ø</w:t>
+            </w:r>
+          </w:p>
+        </w:tc>
+        <w:tc>
+          <w:tcPr>
+            <w:tcW w:type="dxa" w:w="2493"/>
+            <w:shd w:fill="FFF9C4"/>
+            <w:vAlign w:val="center"/>
+          </w:tcPr>
+          <w:p>
+            <w:r>
+              <w:rPr>
+                <w:sz w:val="18"/>
+              </w:rPr>
+              <w:t>STŘEDNĚ DŮLEŽITÉ</w:t>
+            </w:r>
+          </w:p>
+        </w:tc>
+      </w:tr>
+      <w:tr>
+        <w:tc>
+          <w:tcPr>
+            <w:tcW w:type="dxa" w:w="2493"/>
+            <w:vAlign w:val="center"/>
+          </w:tcPr>
+          <w:p>
+            <w:pPr>
+              <w:jc w:val="center"/>
+            </w:pPr>
+            <w:r>
+              <w:rPr>
+                <w:sz w:val="18"/>
+              </w:rPr>
+              <w:t>40</w:t>
+            </w:r>
+          </w:p>
+        </w:tc>
+        <w:tc>
+          <w:tcPr>
+            <w:tcW w:type="dxa" w:w="2493"/>
+            <w:vAlign w:val="center"/>
+          </w:tcPr>
+          <w:p>
+            <w:r>
+              <w:rPr>
+                <w:sz w:val="18"/>
+              </w:rPr>
+              <w:t>Projektant (SMASH / TeAnau / TUSPO) nebo investor — viz akce</w:t>
+            </w:r>
+          </w:p>
+        </w:tc>
+        <w:tc>
+          <w:tcPr>
+            <w:tcW w:type="dxa" w:w="2493"/>
+            <w:vAlign w:val="center"/>
+          </w:tcPr>
+          <w:p>
+            <w:r>
+              <w:rPr>
+                <w:sz w:val="18"/>
+              </w:rPr>
+              <w:t>Dveřní otvor sklad — výška</w:t>
+            </w:r>
+          </w:p>
+        </w:tc>
+        <w:tc>
+          <w:tcPr>
+            <w:tcW w:type="dxa" w:w="2493"/>
+            <w:shd w:fill="FFF9C4"/>
+            <w:vAlign w:val="center"/>
+          </w:tcPr>
+          <w:p>
+            <w:r>
+              <w:rPr>
+                <w:sz w:val="18"/>
+              </w:rPr>
+              <w:t>STŘEDNĚ DŮLEŽITÉ</w:t>
+            </w:r>
+          </w:p>
+        </w:tc>
+      </w:tr>
+      <w:tr>
+        <w:tc>
+          <w:tcPr>
+            <w:tcW w:type="dxa" w:w="2493"/>
+            <w:vAlign w:val="center"/>
+          </w:tcPr>
+          <w:p>
+            <w:pPr>
+              <w:jc w:val="center"/>
+            </w:pPr>
+            <w:r>
+              <w:rPr>
+                <w:sz w:val="18"/>
+              </w:rPr>
+              <w:t>41</w:t>
+            </w:r>
+          </w:p>
+        </w:tc>
+        <w:tc>
+          <w:tcPr>
+            <w:tcW w:type="dxa" w:w="2493"/>
+            <w:vAlign w:val="center"/>
+          </w:tcPr>
+          <w:p>
+            <w:r>
+              <w:rPr>
+                <w:sz w:val="18"/>
+              </w:rPr>
+              <w:t>Projektant (SMASH / TeAnau / TUSPO) nebo investor — viz akce</w:t>
+            </w:r>
+          </w:p>
+        </w:tc>
+        <w:tc>
+          <w:tcPr>
+            <w:tcW w:type="dxa" w:w="2493"/>
+            <w:vAlign w:val="center"/>
+          </w:tcPr>
+          <w:p>
+            <w:r>
+              <w:rPr>
+                <w:sz w:val="18"/>
+              </w:rPr>
+              <w:t>Schodiště S05 — komplet prefa s podestou vs rozložit na vrstvy</w:t>
             </w:r>
           </w:p>
         </w:tc>
@@ -6356,6 +6728,762 @@
     <w:p>
       <w:r>
         <w:t>Dotčené práce: HSV7.007/008/009 sokl S03 (Styrcon+keramický); HSV6.018 demontáž obkladu</w:t>
+      </w:r>
+    </w:p>
+    <w:p/>
+    <w:p>
+      <w:pPr>
+        <w:pStyle w:val="Heading2"/>
+      </w:pPr>
+      <w:r>
+        <w:t>Otázka č. 36:  Zásyp za prefa opěrnou stěnou S04 — materiál neuveden v legendě</w:t>
+      </w:r>
+    </w:p>
+    <w:tbl>
+      <w:tblPr>
+        <w:tblStyle w:val="LightList-Accent1"/>
+        <w:tblW w:type="auto" w:w="0"/>
+        <w:tblLook w:firstColumn="1" w:firstRow="1" w:lastColumn="0" w:lastRow="0" w:noHBand="0" w:noVBand="1" w:val="04A0"/>
+      </w:tblPr>
+      <w:tblGrid>
+        <w:gridCol w:w="4986"/>
+        <w:gridCol w:w="4986"/>
+      </w:tblGrid>
+      <w:tr>
+        <w:tc>
+          <w:tcPr>
+            <w:tcW w:type="dxa" w:w="4986"/>
+          </w:tcPr>
+          <w:p>
+            <w:r>
+              <w:rPr>
+                <w:b/>
+              </w:rPr>
+              <w:t>Komu</w:t>
+            </w:r>
+          </w:p>
+        </w:tc>
+        <w:tc>
+          <w:tcPr>
+            <w:tcW w:type="dxa" w:w="4986"/>
+          </w:tcPr>
+          <w:p>
+            <w:r>
+              <w:t>Projektant (SMASH / TeAnau / TUSPO) nebo investor — viz akce</w:t>
+            </w:r>
+          </w:p>
+        </w:tc>
+      </w:tr>
+      <w:tr>
+        <w:tc>
+          <w:tcPr>
+            <w:tcW w:type="dxa" w:w="4986"/>
+          </w:tcPr>
+          <w:p>
+            <w:r>
+              <w:rPr>
+                <w:b/>
+              </w:rPr>
+              <w:t>Důležitost</w:t>
+            </w:r>
+          </w:p>
+        </w:tc>
+        <w:tc>
+          <w:tcPr>
+            <w:tcW w:type="dxa" w:w="4986"/>
+            <w:shd w:fill="FFF9C4"/>
+          </w:tcPr>
+          <w:p>
+            <w:r>
+              <w:rPr>
+                <w:b/>
+              </w:rPr>
+              <w:t>STŘEDNĚ DŮLEŽITÉ</w:t>
+            </w:r>
+          </w:p>
+        </w:tc>
+      </w:tr>
+    </w:tbl>
+    <w:p>
+      <w:r>
+        <w:rPr>
+          <w:b/>
+        </w:rPr>
+        <w:t>O co jde:</w:t>
+      </w:r>
+    </w:p>
+    <w:p>
+      <w:r>
+        <w:t>Řez A-A: za prefa stěnou S04 klín zásypu ~3.61 m² × 6.5 m = 23.5 m³. Legenda materiálů neuvádí, čím se zasypává (rostlá zemina / štěrkopísek / jiné).</w:t>
+      </w:r>
+    </w:p>
+    <w:p>
+      <w:r>
+        <w:rPr>
+          <w:b/>
+        </w:rPr>
+        <w:t>Co je třeba:</w:t>
+      </w:r>
+    </w:p>
+    <w:p>
+      <w:r>
+        <w:t>Projektante: čím se provádí zásyp za opěrnou stěnou S04? (zemina / štěrkopísek / drť)</w:t>
+      </w:r>
+    </w:p>
+    <w:p>
+      <w:r>
+        <w:rPr>
+          <w:b/>
+        </w:rPr>
+        <w:t>Co prozatím máme (předpoklad pro výpočet):</w:t>
+      </w:r>
+    </w:p>
+    <w:p>
+      <w:r>
+        <w:t>Položka zařazena s objemem 23.5 m³, materiál jako zemina (174101101) provizorně.</w:t>
+      </w:r>
+    </w:p>
+    <w:p>
+      <w:r>
+        <w:rPr>
+          <w:b/>
+        </w:rPr>
+        <w:t>Vliv na rozpočet:</w:t>
+      </w:r>
+    </w:p>
+    <w:p>
+      <w:r>
+        <w:t>Dotčené práce: 260217_sklad.HSV1.008</w:t>
+      </w:r>
+    </w:p>
+    <w:p/>
+    <w:p>
+      <w:pPr>
+        <w:pStyle w:val="Heading2"/>
+      </w:pPr>
+      <w:r>
+        <w:t>Otázka č. 37:  Oplocení (plot) u vjezdu — materiál + délka</w:t>
+      </w:r>
+    </w:p>
+    <w:tbl>
+      <w:tblPr>
+        <w:tblStyle w:val="LightList-Accent1"/>
+        <w:tblW w:type="auto" w:w="0"/>
+        <w:tblLook w:firstColumn="1" w:firstRow="1" w:lastColumn="0" w:lastRow="0" w:noHBand="0" w:noVBand="1" w:val="04A0"/>
+      </w:tblPr>
+      <w:tblGrid>
+        <w:gridCol w:w="4986"/>
+        <w:gridCol w:w="4986"/>
+      </w:tblGrid>
+      <w:tr>
+        <w:tc>
+          <w:tcPr>
+            <w:tcW w:type="dxa" w:w="4986"/>
+          </w:tcPr>
+          <w:p>
+            <w:r>
+              <w:rPr>
+                <w:b/>
+              </w:rPr>
+              <w:t>Komu</w:t>
+            </w:r>
+          </w:p>
+        </w:tc>
+        <w:tc>
+          <w:tcPr>
+            <w:tcW w:type="dxa" w:w="4986"/>
+          </w:tcPr>
+          <w:p>
+            <w:r>
+              <w:t>Projektant (SMASH / TeAnau / TUSPO) nebo investor — viz akce</w:t>
+            </w:r>
+          </w:p>
+        </w:tc>
+      </w:tr>
+      <w:tr>
+        <w:tc>
+          <w:tcPr>
+            <w:tcW w:type="dxa" w:w="4986"/>
+          </w:tcPr>
+          <w:p>
+            <w:r>
+              <w:rPr>
+                <w:b/>
+              </w:rPr>
+              <w:t>Důležitost</w:t>
+            </w:r>
+          </w:p>
+        </w:tc>
+        <w:tc>
+          <w:tcPr>
+            <w:tcW w:type="dxa" w:w="4986"/>
+            <w:shd w:fill="FFF9C4"/>
+          </w:tcPr>
+          <w:p>
+            <w:r>
+              <w:rPr>
+                <w:b/>
+              </w:rPr>
+              <w:t>STŘEDNĚ DŮLEŽITÉ</w:t>
+            </w:r>
+          </w:p>
+        </w:tc>
+      </w:tr>
+    </w:tbl>
+    <w:p>
+      <w:r>
+        <w:rPr>
+          <w:b/>
+        </w:rPr>
+        <w:t>O co jde:</w:t>
+      </w:r>
+    </w:p>
+    <w:p>
+      <w:r>
+        <w:t>D.1.1.01: plot u vjezdu. Délka odhad 7775−4000 (vrata) = 3.8 bm. Materiál (kov/dřevo/pletivo) ani výška v legendě neuvedeny. Sloupek u vrat v PD nerozkreslen.</w:t>
+      </w:r>
+    </w:p>
+    <w:p>
+      <w:r>
+        <w:rPr>
+          <w:b/>
+        </w:rPr>
+        <w:t>Co je třeba:</w:t>
+      </w:r>
+    </w:p>
+    <w:p>
+      <w:r>
+        <w:t>Projektante: materiál + výška + přesná délka oplocení u vjezdu? + specifikace sloupku u vrat?</w:t>
+      </w:r>
+    </w:p>
+    <w:p>
+      <w:r>
+        <w:rPr>
+          <w:b/>
+        </w:rPr>
+        <w:t>Co prozatím máme (předpoklad pro výpočet):</w:t>
+      </w:r>
+    </w:p>
+    <w:p>
+      <w:r>
+        <w:t>Položka zařazena 3.8 bm, materiál OVĚŘIT.</w:t>
+      </w:r>
+    </w:p>
+    <w:p>
+      <w:r>
+        <w:rPr>
+          <w:b/>
+        </w:rPr>
+        <w:t>Vliv na rozpočet:</w:t>
+      </w:r>
+    </w:p>
+    <w:p>
+      <w:r>
+        <w:t>Dotčené práce: 260217_sklad.PSV76.003</w:t>
+      </w:r>
+    </w:p>
+    <w:p/>
+    <w:p>
+      <w:pPr>
+        <w:pStyle w:val="Heading2"/>
+      </w:pPr>
+      <w:r>
+        <w:t>Otázka č. 38:  Zábradlí stání 1.0 m — materiál</w:t>
+      </w:r>
+    </w:p>
+    <w:tbl>
+      <w:tblPr>
+        <w:tblStyle w:val="LightList-Accent1"/>
+        <w:tblW w:type="auto" w:w="0"/>
+        <w:tblLook w:firstColumn="1" w:firstRow="1" w:lastColumn="0" w:lastRow="0" w:noHBand="0" w:noVBand="1" w:val="04A0"/>
+      </w:tblPr>
+      <w:tblGrid>
+        <w:gridCol w:w="4986"/>
+        <w:gridCol w:w="4986"/>
+      </w:tblGrid>
+      <w:tr>
+        <w:tc>
+          <w:tcPr>
+            <w:tcW w:type="dxa" w:w="4986"/>
+          </w:tcPr>
+          <w:p>
+            <w:r>
+              <w:rPr>
+                <w:b/>
+              </w:rPr>
+              <w:t>Komu</w:t>
+            </w:r>
+          </w:p>
+        </w:tc>
+        <w:tc>
+          <w:tcPr>
+            <w:tcW w:type="dxa" w:w="4986"/>
+          </w:tcPr>
+          <w:p>
+            <w:r>
+              <w:t>Projektant (SMASH / TeAnau / TUSPO) nebo investor — viz akce</w:t>
+            </w:r>
+          </w:p>
+        </w:tc>
+      </w:tr>
+      <w:tr>
+        <w:tc>
+          <w:tcPr>
+            <w:tcW w:type="dxa" w:w="4986"/>
+          </w:tcPr>
+          <w:p>
+            <w:r>
+              <w:rPr>
+                <w:b/>
+              </w:rPr>
+              <w:t>Důležitost</w:t>
+            </w:r>
+          </w:p>
+        </w:tc>
+        <w:tc>
+          <w:tcPr>
+            <w:tcW w:type="dxa" w:w="4986"/>
+            <w:shd w:fill="FFF9C4"/>
+          </w:tcPr>
+          <w:p>
+            <w:r>
+              <w:rPr>
+                <w:b/>
+              </w:rPr>
+              <w:t>STŘEDNĚ DŮLEŽITÉ</w:t>
+            </w:r>
+          </w:p>
+        </w:tc>
+      </w:tr>
+    </w:tbl>
+    <w:p>
+      <w:r>
+        <w:rPr>
+          <w:b/>
+        </w:rPr>
+        <w:t>O co jde:</w:t>
+      </w:r>
+    </w:p>
+    <w:p>
+      <w:r>
+        <w:t>D.1.1.01: zábradlí v. 1.0 m kolem části stání ~18.5 bm. Materiál (ocel/dřevo) neuveden.</w:t>
+      </w:r>
+    </w:p>
+    <w:p>
+      <w:r>
+        <w:rPr>
+          <w:b/>
+        </w:rPr>
+        <w:t>Co je třeba:</w:t>
+      </w:r>
+    </w:p>
+    <w:p>
+      <w:r>
+        <w:t>Projektante: materiál + provedení zábradlí stání (1.0 m)?</w:t>
+      </w:r>
+    </w:p>
+    <w:p>
+      <w:r>
+        <w:rPr>
+          <w:b/>
+        </w:rPr>
+        <w:t>Co prozatím máme (předpoklad pro výpočet):</w:t>
+      </w:r>
+    </w:p>
+    <w:p>
+      <w:r>
+        <w:t>Položka zařazena 18.5 bm, materiál OVĚŘIT.</w:t>
+      </w:r>
+    </w:p>
+    <w:p>
+      <w:r>
+        <w:rPr>
+          <w:b/>
+        </w:rPr>
+        <w:t>Vliv na rozpočet:</w:t>
+      </w:r>
+    </w:p>
+    <w:p>
+      <w:r>
+        <w:t>Dotčené práce: 260217_sklad.PSV76.004</w:t>
+      </w:r>
+    </w:p>
+    <w:p/>
+    <w:p>
+      <w:pPr>
+        <w:pStyle w:val="Heading2"/>
+      </w:pPr>
+      <w:r>
+        <w:t>Otázka č. 39:  Trubky u pasů — účel (drenáž vs odvětrání radonu) + Ø</w:t>
+      </w:r>
+    </w:p>
+    <w:tbl>
+      <w:tblPr>
+        <w:tblStyle w:val="LightList-Accent1"/>
+        <w:tblW w:type="auto" w:w="0"/>
+        <w:tblLook w:firstColumn="1" w:firstRow="1" w:lastColumn="0" w:lastRow="0" w:noHBand="0" w:noVBand="1" w:val="04A0"/>
+      </w:tblPr>
+      <w:tblGrid>
+        <w:gridCol w:w="4986"/>
+        <w:gridCol w:w="4986"/>
+      </w:tblGrid>
+      <w:tr>
+        <w:tc>
+          <w:tcPr>
+            <w:tcW w:type="dxa" w:w="4986"/>
+          </w:tcPr>
+          <w:p>
+            <w:r>
+              <w:rPr>
+                <w:b/>
+              </w:rPr>
+              <w:t>Komu</w:t>
+            </w:r>
+          </w:p>
+        </w:tc>
+        <w:tc>
+          <w:tcPr>
+            <w:tcW w:type="dxa" w:w="4986"/>
+          </w:tcPr>
+          <w:p>
+            <w:r>
+              <w:t>Projektant (SMASH / TeAnau / TUSPO) nebo investor — viz akce</w:t>
+            </w:r>
+          </w:p>
+        </w:tc>
+      </w:tr>
+      <w:tr>
+        <w:tc>
+          <w:tcPr>
+            <w:tcW w:type="dxa" w:w="4986"/>
+          </w:tcPr>
+          <w:p>
+            <w:r>
+              <w:rPr>
+                <w:b/>
+              </w:rPr>
+              <w:t>Důležitost</w:t>
+            </w:r>
+          </w:p>
+        </w:tc>
+        <w:tc>
+          <w:tcPr>
+            <w:tcW w:type="dxa" w:w="4986"/>
+            <w:shd w:fill="FFF9C4"/>
+          </w:tcPr>
+          <w:p>
+            <w:r>
+              <w:rPr>
+                <w:b/>
+              </w:rPr>
+              <w:t>STŘEDNĚ DŮLEŽITÉ</w:t>
+            </w:r>
+          </w:p>
+        </w:tc>
+      </w:tr>
+    </w:tbl>
+    <w:p>
+      <w:r>
+        <w:rPr>
+          <w:b/>
+        </w:rPr>
+        <w:t>O co jde:</w:t>
+      </w:r>
+    </w:p>
+    <w:p>
+      <w:r>
+        <w:t>Řez: 2 trubky v štěrkovém obsypu podél pasů (Ø~150 × 6.35 m a Ø120-130 × 6.01 m). V legendě ani popisu NEuvedeno, zda drenáž nebo odvětrání radonu, ani přesný Ø.</w:t>
+      </w:r>
+    </w:p>
+    <w:p>
+      <w:r>
+        <w:rPr>
+          <w:b/>
+        </w:rPr>
+        <w:t>Co je třeba:</w:t>
+      </w:r>
+    </w:p>
+    <w:p>
+      <w:r>
+        <w:t>Projektante: trubky u pasů = drenáž NEBO odvětrání radonu? + jmenovitý Ø + materiál (PVC/PE flexi)?</w:t>
+      </w:r>
+    </w:p>
+    <w:p>
+      <w:r>
+        <w:rPr>
+          <w:b/>
+        </w:rPr>
+        <w:t>Co prozatím máme (předpoklad pro výpočet):</w:t>
+      </w:r>
+    </w:p>
+    <w:p>
+      <w:r>
+        <w:t>Položky zařazeny s geometrií z řezu, účel jako drenáž/radon provizorně.</w:t>
+      </w:r>
+    </w:p>
+    <w:p>
+      <w:r>
+        <w:rPr>
+          <w:b/>
+        </w:rPr>
+        <w:t>Vliv na rozpočet:</w:t>
+      </w:r>
+    </w:p>
+    <w:p>
+      <w:r>
+        <w:t>Dotčené práce: 260217_sklad.HSV1.009; 260217_sklad.HSV1.010</w:t>
+      </w:r>
+    </w:p>
+    <w:p/>
+    <w:p>
+      <w:pPr>
+        <w:pStyle w:val="Heading2"/>
+      </w:pPr>
+      <w:r>
+        <w:t>Otázka č. 40:  Dveřní otvor sklad — výška</w:t>
+      </w:r>
+    </w:p>
+    <w:tbl>
+      <w:tblPr>
+        <w:tblStyle w:val="LightList-Accent1"/>
+        <w:tblW w:type="auto" w:w="0"/>
+        <w:tblLook w:firstColumn="1" w:firstRow="1" w:lastColumn="0" w:lastRow="0" w:noHBand="0" w:noVBand="1" w:val="04A0"/>
+      </w:tblPr>
+      <w:tblGrid>
+        <w:gridCol w:w="4986"/>
+        <w:gridCol w:w="4986"/>
+      </w:tblGrid>
+      <w:tr>
+        <w:tc>
+          <w:tcPr>
+            <w:tcW w:type="dxa" w:w="4986"/>
+          </w:tcPr>
+          <w:p>
+            <w:r>
+              <w:rPr>
+                <w:b/>
+              </w:rPr>
+              <w:t>Komu</w:t>
+            </w:r>
+          </w:p>
+        </w:tc>
+        <w:tc>
+          <w:tcPr>
+            <w:tcW w:type="dxa" w:w="4986"/>
+          </w:tcPr>
+          <w:p>
+            <w:r>
+              <w:t>Projektant (SMASH / TeAnau / TUSPO) nebo investor — viz akce</w:t>
+            </w:r>
+          </w:p>
+        </w:tc>
+      </w:tr>
+      <w:tr>
+        <w:tc>
+          <w:tcPr>
+            <w:tcW w:type="dxa" w:w="4986"/>
+          </w:tcPr>
+          <w:p>
+            <w:r>
+              <w:rPr>
+                <w:b/>
+              </w:rPr>
+              <w:t>Důležitost</w:t>
+            </w:r>
+          </w:p>
+        </w:tc>
+        <w:tc>
+          <w:tcPr>
+            <w:tcW w:type="dxa" w:w="4986"/>
+            <w:shd w:fill="FFF9C4"/>
+          </w:tcPr>
+          <w:p>
+            <w:r>
+              <w:rPr>
+                <w:b/>
+              </w:rPr>
+              <w:t>STŘEDNĚ DŮLEŽITÉ</w:t>
+            </w:r>
+          </w:p>
+        </w:tc>
+      </w:tr>
+    </w:tbl>
+    <w:p>
+      <w:r>
+        <w:rPr>
+          <w:b/>
+        </w:rPr>
+        <w:t>O co jde:</w:t>
+      </w:r>
+    </w:p>
+    <w:p>
+      <w:r>
+        <w:t>Plocha S03a tvárnic počítána s odečtem dveřního otvoru 1000 mm šířky; výška otvoru předpokládána 2000 mm (nepopsáno).</w:t>
+      </w:r>
+    </w:p>
+    <w:p>
+      <w:r>
+        <w:rPr>
+          <w:b/>
+        </w:rPr>
+        <w:t>Co je třeba:</w:t>
+      </w:r>
+    </w:p>
+    <w:p>
+      <w:r>
+        <w:t>Projektante: výška dveřního otvoru skladu (RC3 dveře)?</w:t>
+      </w:r>
+    </w:p>
+    <w:p>
+      <w:r>
+        <w:rPr>
+          <w:b/>
+        </w:rPr>
+        <w:t>Co prozatím máme (předpoklad pro výpočet):</w:t>
+      </w:r>
+    </w:p>
+    <w:p>
+      <w:r>
+        <w:t>Výška dveří 2000 mm provizorně.</w:t>
+      </w:r>
+    </w:p>
+    <w:p>
+      <w:r>
+        <w:rPr>
+          <w:b/>
+        </w:rPr>
+        <w:t>Vliv na rozpočet:</w:t>
+      </w:r>
+    </w:p>
+    <w:p>
+      <w:r>
+        <w:t>Dotčené práce: 260217_sklad.HSV3.002</w:t>
+      </w:r>
+    </w:p>
+    <w:p/>
+    <w:p>
+      <w:pPr>
+        <w:pStyle w:val="Heading2"/>
+      </w:pPr>
+      <w:r>
+        <w:t>Otázka č. 41:  Schodiště S05 — komplet prefa s podestou vs rozložit na vrstvy</w:t>
+      </w:r>
+    </w:p>
+    <w:tbl>
+      <w:tblPr>
+        <w:tblStyle w:val="LightList-Accent1"/>
+        <w:tblW w:type="auto" w:w="0"/>
+        <w:tblLook w:firstColumn="1" w:firstRow="1" w:lastColumn="0" w:lastRow="0" w:noHBand="0" w:noVBand="1" w:val="04A0"/>
+      </w:tblPr>
+      <w:tblGrid>
+        <w:gridCol w:w="4986"/>
+        <w:gridCol w:w="4986"/>
+      </w:tblGrid>
+      <w:tr>
+        <w:tc>
+          <w:tcPr>
+            <w:tcW w:type="dxa" w:w="4986"/>
+          </w:tcPr>
+          <w:p>
+            <w:r>
+              <w:rPr>
+                <w:b/>
+              </w:rPr>
+              <w:t>Komu</w:t>
+            </w:r>
+          </w:p>
+        </w:tc>
+        <w:tc>
+          <w:tcPr>
+            <w:tcW w:type="dxa" w:w="4986"/>
+          </w:tcPr>
+          <w:p>
+            <w:r>
+              <w:t>Projektant (SMASH / TeAnau / TUSPO) nebo investor — viz akce</w:t>
+            </w:r>
+          </w:p>
+        </w:tc>
+      </w:tr>
+      <w:tr>
+        <w:tc>
+          <w:tcPr>
+            <w:tcW w:type="dxa" w:w="4986"/>
+          </w:tcPr>
+          <w:p>
+            <w:r>
+              <w:rPr>
+                <w:b/>
+              </w:rPr>
+              <w:t>Důležitost</w:t>
+            </w:r>
+          </w:p>
+        </w:tc>
+        <w:tc>
+          <w:tcPr>
+            <w:tcW w:type="dxa" w:w="4986"/>
+            <w:shd w:fill="FFF9C4"/>
+          </w:tcPr>
+          <w:p>
+            <w:r>
+              <w:rPr>
+                <w:b/>
+              </w:rPr>
+              <w:t>STŘEDNĚ DŮLEŽITÉ</w:t>
+            </w:r>
+          </w:p>
+        </w:tc>
+      </w:tr>
+    </w:tbl>
+    <w:p>
+      <w:r>
+        <w:rPr>
+          <w:b/>
+        </w:rPr>
+        <w:t>O co jde:</w:t>
+      </w:r>
+    </w:p>
+    <w:p>
+      <w:r>
+        <w:t>Skladba S05: schod z betonového prefa bloku + kladecí vrstva zavlhlý beton + podkladní betonová deska. Rozloženo na 3 položky (HSV5.001 stupně + HSV5.008 deska + HSV5.009 lože). Alternativa: dodávka komplet prefa schodiště s podestou jako 1 ks.</w:t>
+      </w:r>
+    </w:p>
+    <w:p>
+      <w:r>
+        <w:rPr>
+          <w:b/>
+        </w:rPr>
+        <w:t>Co je třeba:</w:t>
+      </w:r>
+    </w:p>
+    <w:p>
+      <w:r>
+        <w:t>Projektante: schodiště S05 = monolit na místě (prefa stupně + lože + deska) NEBO dodávka komplet prefa schodiště s podestou?</w:t>
+      </w:r>
+    </w:p>
+    <w:p>
+      <w:r>
+        <w:rPr>
+          <w:b/>
+        </w:rPr>
+        <w:t>Co prozatím máme (předpoklad pro výpočet):</w:t>
+      </w:r>
+    </w:p>
+    <w:p>
+      <w:r>
+        <w:t>Rozloženo na 3 vrstvy dle skladby S05.</w:t>
+      </w:r>
+    </w:p>
+    <w:p>
+      <w:r>
+        <w:rPr>
+          <w:b/>
+        </w:rPr>
+        <w:t>Vliv na rozpočet:</w:t>
+      </w:r>
+    </w:p>
+    <w:p>
+      <w:r>
+        <w:t>Dotčené práce: 260217_sklad.HSV5.001; 260217_sklad.HSV5.008; 260217_sklad.HSV5.009</w:t>
       </w:r>
     </w:p>
     <w:p/>

--- a/test-data/RD_Jachymov_dum/outputs/Otazky_pro_Karla_a_projektanty_2026-05-29.docx
+++ b/test-data/RD_Jachymov_dum/outputs/Otazky_pro_Karla_a_projektanty_2026-05-29.docx
@@ -160,7 +160,7 @@
     </w:p>
     <w:p>
       <w:r>
-        <w:t>Tento dokument obsahuje 37 otázek, které je třeba vyřešit s projektanty před cenovou kalkulací konkrétními řemesly a před zahájením realizace.</w:t>
+        <w:t>Tento dokument obsahuje 38 otázek, které je třeba vyřešit s projektanty před cenovou kalkulací konkrétními řemesly a před zahájením realizace.</w:t>
         <w:br/>
         <w:br/>
         <w:t>Každá otázka má uvedeno: kdo má odpovědět, co je třeba zjistit, jaký předpoklad jsme prozatím použili pro výpočet, a jak odpověď ovlivní rozpočet.</w:t>
@@ -2643,6 +2643,68 @@
                 <w:sz w:val="18"/>
               </w:rPr>
               <w:t>Schodiště S05 — komplet prefa s podestou vs rozložit na vrstvy</w:t>
+            </w:r>
+          </w:p>
+        </w:tc>
+        <w:tc>
+          <w:tcPr>
+            <w:tcW w:type="dxa" w:w="2493"/>
+            <w:shd w:fill="FFF9C4"/>
+            <w:vAlign w:val="center"/>
+          </w:tcPr>
+          <w:p>
+            <w:r>
+              <w:rPr>
+                <w:sz w:val="18"/>
+              </w:rPr>
+              <w:t>STŘEDNĚ DŮLEŽITÉ</w:t>
+            </w:r>
+          </w:p>
+        </w:tc>
+      </w:tr>
+      <w:tr>
+        <w:tc>
+          <w:tcPr>
+            <w:tcW w:type="dxa" w:w="2493"/>
+            <w:vAlign w:val="center"/>
+          </w:tcPr>
+          <w:p>
+            <w:pPr>
+              <w:jc w:val="center"/>
+            </w:pPr>
+            <w:r>
+              <w:rPr>
+                <w:sz w:val="18"/>
+              </w:rPr>
+              <w:t>42</w:t>
+            </w:r>
+          </w:p>
+        </w:tc>
+        <w:tc>
+          <w:tcPr>
+            <w:tcW w:type="dxa" w:w="2493"/>
+            <w:vAlign w:val="center"/>
+          </w:tcPr>
+          <w:p>
+            <w:r>
+              <w:rPr>
+                <w:sz w:val="18"/>
+              </w:rPr>
+              <w:t>Projektant (SMASH / TeAnau / TUSPO) nebo investor — viz akce</w:t>
+            </w:r>
+          </w:p>
+        </w:tc>
+        <w:tc>
+          <w:tcPr>
+            <w:tcW w:type="dxa" w:w="2493"/>
+            <w:vAlign w:val="center"/>
+          </w:tcPr>
+          <w:p>
+            <w:r>
+              <w:rPr>
+                <w:sz w:val="18"/>
+              </w:rPr>
+              <w:t>Základy sklad — bednění (do rýhy vs systémové) + výztuž pasů/patek spodních</w:t>
             </w:r>
           </w:p>
         </w:tc>
@@ -7484,6 +7546,132 @@
     <w:p>
       <w:r>
         <w:t>Dotčené práce: 260217_sklad.HSV5.001; 260217_sklad.HSV5.008; 260217_sklad.HSV5.009</w:t>
+      </w:r>
+    </w:p>
+    <w:p/>
+    <w:p>
+      <w:pPr>
+        <w:pStyle w:val="Heading2"/>
+      </w:pPr>
+      <w:r>
+        <w:t>Otázka č. 42:  Základy sklad — bednění (do rýhy vs systémové) + výztuž pasů/patek spodních</w:t>
+      </w:r>
+    </w:p>
+    <w:tbl>
+      <w:tblPr>
+        <w:tblStyle w:val="LightList-Accent1"/>
+        <w:tblW w:type="auto" w:w="0"/>
+        <w:tblLook w:firstColumn="1" w:firstRow="1" w:lastColumn="0" w:lastRow="0" w:noHBand="0" w:noVBand="1" w:val="04A0"/>
+      </w:tblPr>
+      <w:tblGrid>
+        <w:gridCol w:w="4986"/>
+        <w:gridCol w:w="4986"/>
+      </w:tblGrid>
+      <w:tr>
+        <w:tc>
+          <w:tcPr>
+            <w:tcW w:type="dxa" w:w="4986"/>
+          </w:tcPr>
+          <w:p>
+            <w:r>
+              <w:rPr>
+                <w:b/>
+              </w:rPr>
+              <w:t>Komu</w:t>
+            </w:r>
+          </w:p>
+        </w:tc>
+        <w:tc>
+          <w:tcPr>
+            <w:tcW w:type="dxa" w:w="4986"/>
+          </w:tcPr>
+          <w:p>
+            <w:r>
+              <w:t>Projektant (SMASH / TeAnau / TUSPO) nebo investor — viz akce</w:t>
+            </w:r>
+          </w:p>
+        </w:tc>
+      </w:tr>
+      <w:tr>
+        <w:tc>
+          <w:tcPr>
+            <w:tcW w:type="dxa" w:w="4986"/>
+          </w:tcPr>
+          <w:p>
+            <w:r>
+              <w:rPr>
+                <w:b/>
+              </w:rPr>
+              <w:t>Důležitost</w:t>
+            </w:r>
+          </w:p>
+        </w:tc>
+        <w:tc>
+          <w:tcPr>
+            <w:tcW w:type="dxa" w:w="4986"/>
+            <w:shd w:fill="FFF9C4"/>
+          </w:tcPr>
+          <w:p>
+            <w:r>
+              <w:rPr>
+                <w:b/>
+              </w:rPr>
+              <w:t>STŘEDNĚ DŮLEŽITÉ</w:t>
+            </w:r>
+          </w:p>
+        </w:tc>
+      </w:tr>
+    </w:tbl>
+    <w:p>
+      <w:r>
+        <w:rPr>
+          <w:b/>
+        </w:rPr>
+        <w:t>O co jde:</w:t>
+      </w:r>
+    </w:p>
+    <w:p>
+      <w:r>
+        <w:t>Pasy (HSV2.001) + patky spodní (HSV2.002) = prostý beton C16/20 (dle TZ bez výztuže). Bednění (HSV2.007) odhadnuto na plné systémové — část lze betonovat přímo do rýhy/figury (bez bednění). Výztuž (HSV2.008) započtena POUZE do tvárnic ZB (patky horní + věnec); prostý beton pasů/patek spodních bez výztuže dle TZ.</w:t>
+      </w:r>
+    </w:p>
+    <w:p>
+      <w:r>
+        <w:rPr>
+          <w:b/>
+        </w:rPr>
+        <w:t>Co je třeba:</w:t>
+      </w:r>
+    </w:p>
+    <w:p>
+      <w:r>
+        <w:t>Projektante: 1) podíl bednění do rýhy vs systémové u pasů? 2) jsou pasy/patky spodní opravdu prostý beton bez výztuže (dle TZ), nebo vyztužené?</w:t>
+      </w:r>
+    </w:p>
+    <w:p>
+      <w:r>
+        <w:rPr>
+          <w:b/>
+        </w:rPr>
+        <w:t>Co prozatím máme (předpoklad pro výpočet):</w:t>
+      </w:r>
+    </w:p>
+    <w:p>
+      <w:r>
+        <w:t>Bednění plné systémové 25.4 m²; výztuž jen tvárnice ZB 153 kg; pasy/patky spodní prostý beton bez výztuže.</w:t>
+      </w:r>
+    </w:p>
+    <w:p>
+      <w:r>
+        <w:rPr>
+          <w:b/>
+        </w:rPr>
+        <w:t>Vliv na rozpočet:</w:t>
+      </w:r>
+    </w:p>
+    <w:p>
+      <w:r>
+        <w:t>Dotčené práce: 260217_sklad.HSV2.007; 260217_sklad.HSV2.008; 260217_sklad.HSV2.001; 260217_sklad.HSV2.002</w:t>
       </w:r>
     </w:p>
     <w:p/>
